--- a/文档（项目相关的作业所需提交文档生成在这里）/04_系统设计/19组-程晓洋-系统设计.docx
+++ b/文档（项目相关的作业所需提交文档生成在这里）/04_系统设计/19组-程晓洋-系统设计.docx
@@ -7067,26 +7067,26 @@
                 <w:b w:val="0"/>
                 <w:sz w:val="17"/>
               </w:rPr>
-              <w:t>reservation_service.py</w:t>
-            </w:r>
-          </w:p>
-        </w:tc>
-        <w:tc>
-          <w:tcPr>
-            <w:tcW w:w="2076" w:type="dxa"/>
-            <w:vAlign w:val="center"/>
-          </w:tcPr>
-          <w:p>
-            <w:pPr>
-              <w:jc w:val="center"/>
-            </w:pPr>
-            <w:r>
-              <w:rPr>
-                <w:rFonts w:ascii="Times New Roman" w:hAnsi="Times New Roman" w:eastAsia="宋体"/>
-                <w:b w:val="0"/>
-                <w:sz w:val="17"/>
-              </w:rPr>
-              <w:t>Python</w:t>
+              <w:t>reservation_service.java</w:t>
+            </w:r>
+          </w:p>
+        </w:tc>
+        <w:tc>
+          <w:tcPr>
+            <w:tcW w:w="2076" w:type="dxa"/>
+            <w:vAlign w:val="center"/>
+          </w:tcPr>
+          <w:p>
+            <w:pPr>
+              <w:jc w:val="center"/>
+            </w:pPr>
+            <w:r>
+              <w:rPr>
+                <w:rFonts w:ascii="Times New Roman" w:hAnsi="Times New Roman" w:eastAsia="宋体"/>
+                <w:b w:val="0"/>
+                <w:sz w:val="17"/>
+              </w:rPr>
+              <w:t>Java</w:t>
             </w:r>
           </w:p>
         </w:tc>
@@ -7161,26 +7161,26 @@
                 <w:b w:val="0"/>
                 <w:sz w:val="17"/>
               </w:rPr>
-              <w:t>spot_service.py</w:t>
-            </w:r>
-          </w:p>
-        </w:tc>
-        <w:tc>
-          <w:tcPr>
-            <w:tcW w:w="2076" w:type="dxa"/>
-            <w:vAlign w:val="center"/>
-          </w:tcPr>
-          <w:p>
-            <w:pPr>
-              <w:jc w:val="center"/>
-            </w:pPr>
-            <w:r>
-              <w:rPr>
-                <w:rFonts w:ascii="Times New Roman" w:hAnsi="Times New Roman" w:eastAsia="宋体"/>
-                <w:b w:val="0"/>
-                <w:sz w:val="17"/>
-              </w:rPr>
-              <w:t>Python</w:t>
+              <w:t>spot_service.java</w:t>
+            </w:r>
+          </w:p>
+        </w:tc>
+        <w:tc>
+          <w:tcPr>
+            <w:tcW w:w="2076" w:type="dxa"/>
+            <w:vAlign w:val="center"/>
+          </w:tcPr>
+          <w:p>
+            <w:pPr>
+              <w:jc w:val="center"/>
+            </w:pPr>
+            <w:r>
+              <w:rPr>
+                <w:rFonts w:ascii="Times New Roman" w:hAnsi="Times New Roman" w:eastAsia="宋体"/>
+                <w:b w:val="0"/>
+                <w:sz w:val="17"/>
+              </w:rPr>
+              <w:t>Java</w:t>
             </w:r>
           </w:p>
         </w:tc>
@@ -7255,26 +7255,26 @@
                 <w:b w:val="0"/>
                 <w:sz w:val="17"/>
               </w:rPr>
-              <w:t>lot_service.py</w:t>
-            </w:r>
-          </w:p>
-        </w:tc>
-        <w:tc>
-          <w:tcPr>
-            <w:tcW w:w="2076" w:type="dxa"/>
-            <w:vAlign w:val="center"/>
-          </w:tcPr>
-          <w:p>
-            <w:pPr>
-              <w:jc w:val="center"/>
-            </w:pPr>
-            <w:r>
-              <w:rPr>
-                <w:rFonts w:ascii="Times New Roman" w:hAnsi="Times New Roman" w:eastAsia="宋体"/>
-                <w:b w:val="0"/>
-                <w:sz w:val="17"/>
-              </w:rPr>
-              <w:t>Python</w:t>
+              <w:t>lot_service.java</w:t>
+            </w:r>
+          </w:p>
+        </w:tc>
+        <w:tc>
+          <w:tcPr>
+            <w:tcW w:w="2076" w:type="dxa"/>
+            <w:vAlign w:val="center"/>
+          </w:tcPr>
+          <w:p>
+            <w:pPr>
+              <w:jc w:val="center"/>
+            </w:pPr>
+            <w:r>
+              <w:rPr>
+                <w:rFonts w:ascii="Times New Roman" w:hAnsi="Times New Roman" w:eastAsia="宋体"/>
+                <w:b w:val="0"/>
+                <w:sz w:val="17"/>
+              </w:rPr>
+              <w:t>Java</w:t>
             </w:r>
           </w:p>
         </w:tc>
@@ -7349,26 +7349,26 @@
                 <w:b w:val="0"/>
                 <w:sz w:val="17"/>
               </w:rPr>
-              <w:t>reservation.py</w:t>
-            </w:r>
-          </w:p>
-        </w:tc>
-        <w:tc>
-          <w:tcPr>
-            <w:tcW w:w="2076" w:type="dxa"/>
-            <w:vAlign w:val="center"/>
-          </w:tcPr>
-          <w:p>
-            <w:pPr>
-              <w:jc w:val="center"/>
-            </w:pPr>
-            <w:r>
-              <w:rPr>
-                <w:rFonts w:ascii="Times New Roman" w:hAnsi="Times New Roman" w:eastAsia="宋体"/>
-                <w:b w:val="0"/>
-                <w:sz w:val="17"/>
-              </w:rPr>
-              <w:t>Python</w:t>
+              <w:t>reservation.java</w:t>
+            </w:r>
+          </w:p>
+        </w:tc>
+        <w:tc>
+          <w:tcPr>
+            <w:tcW w:w="2076" w:type="dxa"/>
+            <w:vAlign w:val="center"/>
+          </w:tcPr>
+          <w:p>
+            <w:pPr>
+              <w:jc w:val="center"/>
+            </w:pPr>
+            <w:r>
+              <w:rPr>
+                <w:rFonts w:ascii="Times New Roman" w:hAnsi="Times New Roman" w:eastAsia="宋体"/>
+                <w:b w:val="0"/>
+                <w:sz w:val="17"/>
+              </w:rPr>
+              <w:t>Java</w:t>
             </w:r>
           </w:p>
         </w:tc>
@@ -7443,26 +7443,26 @@
                 <w:b w:val="0"/>
                 <w:sz w:val="17"/>
               </w:rPr>
-              <w:t>reservation_router.py</w:t>
-            </w:r>
-          </w:p>
-        </w:tc>
-        <w:tc>
-          <w:tcPr>
-            <w:tcW w:w="2076" w:type="dxa"/>
-            <w:vAlign w:val="center"/>
-          </w:tcPr>
-          <w:p>
-            <w:pPr>
-              <w:jc w:val="center"/>
-            </w:pPr>
-            <w:r>
-              <w:rPr>
-                <w:rFonts w:ascii="Times New Roman" w:hAnsi="Times New Roman" w:eastAsia="宋体"/>
-                <w:b w:val="0"/>
-                <w:sz w:val="17"/>
-              </w:rPr>
-              <w:t>Python</w:t>
+              <w:t>reservation_router.java</w:t>
+            </w:r>
+          </w:p>
+        </w:tc>
+        <w:tc>
+          <w:tcPr>
+            <w:tcW w:w="2076" w:type="dxa"/>
+            <w:vAlign w:val="center"/>
+          </w:tcPr>
+          <w:p>
+            <w:pPr>
+              <w:jc w:val="center"/>
+            </w:pPr>
+            <w:r>
+              <w:rPr>
+                <w:rFonts w:ascii="Times New Roman" w:hAnsi="Times New Roman" w:eastAsia="宋体"/>
+                <w:b w:val="0"/>
+                <w:sz w:val="17"/>
+              </w:rPr>
+              <w:t>Java</w:t>
             </w:r>
           </w:p>
         </w:tc>
@@ -8454,26 +8454,26 @@
                 <w:b w:val="0"/>
                 <w:sz w:val="17"/>
               </w:rPr>
-              <w:t>order_service.py</w:t>
-            </w:r>
-          </w:p>
-        </w:tc>
-        <w:tc>
-          <w:tcPr>
-            <w:tcW w:w="2076" w:type="dxa"/>
-            <w:vAlign w:val="center"/>
-          </w:tcPr>
-          <w:p>
-            <w:pPr>
-              <w:jc w:val="center"/>
-            </w:pPr>
-            <w:r>
-              <w:rPr>
-                <w:rFonts w:ascii="Times New Roman" w:hAnsi="Times New Roman" w:eastAsia="宋体"/>
-                <w:b w:val="0"/>
-                <w:sz w:val="17"/>
-              </w:rPr>
-              <w:t>Python</w:t>
+              <w:t>order_service.java</w:t>
+            </w:r>
+          </w:p>
+        </w:tc>
+        <w:tc>
+          <w:tcPr>
+            <w:tcW w:w="2076" w:type="dxa"/>
+            <w:vAlign w:val="center"/>
+          </w:tcPr>
+          <w:p>
+            <w:pPr>
+              <w:jc w:val="center"/>
+            </w:pPr>
+            <w:r>
+              <w:rPr>
+                <w:rFonts w:ascii="Times New Roman" w:hAnsi="Times New Roman" w:eastAsia="宋体"/>
+                <w:b w:val="0"/>
+                <w:sz w:val="17"/>
+              </w:rPr>
+              <w:t>Java</w:t>
             </w:r>
           </w:p>
         </w:tc>
@@ -8548,26 +8548,26 @@
                 <w:b w:val="0"/>
                 <w:sz w:val="17"/>
               </w:rPr>
-              <w:t>plate_adapter.py</w:t>
-            </w:r>
-          </w:p>
-        </w:tc>
-        <w:tc>
-          <w:tcPr>
-            <w:tcW w:w="2076" w:type="dxa"/>
-            <w:vAlign w:val="center"/>
-          </w:tcPr>
-          <w:p>
-            <w:pPr>
-              <w:jc w:val="center"/>
-            </w:pPr>
-            <w:r>
-              <w:rPr>
-                <w:rFonts w:ascii="Times New Roman" w:hAnsi="Times New Roman" w:eastAsia="宋体"/>
-                <w:b w:val="0"/>
-                <w:sz w:val="17"/>
-              </w:rPr>
-              <w:t>Python</w:t>
+              <w:t>plate_adapter.java</w:t>
+            </w:r>
+          </w:p>
+        </w:tc>
+        <w:tc>
+          <w:tcPr>
+            <w:tcW w:w="2076" w:type="dxa"/>
+            <w:vAlign w:val="center"/>
+          </w:tcPr>
+          <w:p>
+            <w:pPr>
+              <w:jc w:val="center"/>
+            </w:pPr>
+            <w:r>
+              <w:rPr>
+                <w:rFonts w:ascii="Times New Roman" w:hAnsi="Times New Roman" w:eastAsia="宋体"/>
+                <w:b w:val="0"/>
+                <w:sz w:val="17"/>
+              </w:rPr>
+              <w:t>Java</w:t>
             </w:r>
           </w:p>
         </w:tc>
@@ -8642,26 +8642,26 @@
                 <w:b w:val="0"/>
                 <w:sz w:val="17"/>
               </w:rPr>
-              <w:t>payment_adapter.py</w:t>
-            </w:r>
-          </w:p>
-        </w:tc>
-        <w:tc>
-          <w:tcPr>
-            <w:tcW w:w="2076" w:type="dxa"/>
-            <w:vAlign w:val="center"/>
-          </w:tcPr>
-          <w:p>
-            <w:pPr>
-              <w:jc w:val="center"/>
-            </w:pPr>
-            <w:r>
-              <w:rPr>
-                <w:rFonts w:ascii="Times New Roman" w:hAnsi="Times New Roman" w:eastAsia="宋体"/>
-                <w:b w:val="0"/>
-                <w:sz w:val="17"/>
-              </w:rPr>
-              <w:t>Python</w:t>
+              <w:t>payment_adapter.java</w:t>
+            </w:r>
+          </w:p>
+        </w:tc>
+        <w:tc>
+          <w:tcPr>
+            <w:tcW w:w="2076" w:type="dxa"/>
+            <w:vAlign w:val="center"/>
+          </w:tcPr>
+          <w:p>
+            <w:pPr>
+              <w:jc w:val="center"/>
+            </w:pPr>
+            <w:r>
+              <w:rPr>
+                <w:rFonts w:ascii="Times New Roman" w:hAnsi="Times New Roman" w:eastAsia="宋体"/>
+                <w:b w:val="0"/>
+                <w:sz w:val="17"/>
+              </w:rPr>
+              <w:t>Java</w:t>
             </w:r>
           </w:p>
         </w:tc>
@@ -8736,26 +8736,26 @@
                 <w:b w:val="0"/>
                 <w:sz w:val="17"/>
               </w:rPr>
-              <w:t>parking_order.py</w:t>
-            </w:r>
-          </w:p>
-        </w:tc>
-        <w:tc>
-          <w:tcPr>
-            <w:tcW w:w="2076" w:type="dxa"/>
-            <w:vAlign w:val="center"/>
-          </w:tcPr>
-          <w:p>
-            <w:pPr>
-              <w:jc w:val="center"/>
-            </w:pPr>
-            <w:r>
-              <w:rPr>
-                <w:rFonts w:ascii="Times New Roman" w:hAnsi="Times New Roman" w:eastAsia="宋体"/>
-                <w:b w:val="0"/>
-                <w:sz w:val="17"/>
-              </w:rPr>
-              <w:t>Python</w:t>
+              <w:t>parking_order.java</w:t>
+            </w:r>
+          </w:p>
+        </w:tc>
+        <w:tc>
+          <w:tcPr>
+            <w:tcW w:w="2076" w:type="dxa"/>
+            <w:vAlign w:val="center"/>
+          </w:tcPr>
+          <w:p>
+            <w:pPr>
+              <w:jc w:val="center"/>
+            </w:pPr>
+            <w:r>
+              <w:rPr>
+                <w:rFonts w:ascii="Times New Roman" w:hAnsi="Times New Roman" w:eastAsia="宋体"/>
+                <w:b w:val="0"/>
+                <w:sz w:val="17"/>
+              </w:rPr>
+              <w:t>Java</w:t>
             </w:r>
           </w:p>
         </w:tc>
@@ -8830,26 +8830,26 @@
                 <w:b w:val="0"/>
                 <w:sz w:val="17"/>
               </w:rPr>
-              <w:t>order_router.py</w:t>
-            </w:r>
-          </w:p>
-        </w:tc>
-        <w:tc>
-          <w:tcPr>
-            <w:tcW w:w="2076" w:type="dxa"/>
-            <w:vAlign w:val="center"/>
-          </w:tcPr>
-          <w:p>
-            <w:pPr>
-              <w:jc w:val="center"/>
-            </w:pPr>
-            <w:r>
-              <w:rPr>
-                <w:rFonts w:ascii="Times New Roman" w:hAnsi="Times New Roman" w:eastAsia="宋体"/>
-                <w:b w:val="0"/>
-                <w:sz w:val="17"/>
-              </w:rPr>
-              <w:t>Python</w:t>
+              <w:t>order_router.java</w:t>
+            </w:r>
+          </w:p>
+        </w:tc>
+        <w:tc>
+          <w:tcPr>
+            <w:tcW w:w="2076" w:type="dxa"/>
+            <w:vAlign w:val="center"/>
+          </w:tcPr>
+          <w:p>
+            <w:pPr>
+              <w:jc w:val="center"/>
+            </w:pPr>
+            <w:r>
+              <w:rPr>
+                <w:rFonts w:ascii="Times New Roman" w:hAnsi="Times New Roman" w:eastAsia="宋体"/>
+                <w:b w:val="0"/>
+                <w:sz w:val="17"/>
+              </w:rPr>
+              <w:t>Java</w:t>
             </w:r>
           </w:p>
         </w:tc>
@@ -9763,26 +9763,26 @@
                 <w:b w:val="0"/>
                 <w:sz w:val="17"/>
               </w:rPr>
-              <w:t>roadside_service.py</w:t>
-            </w:r>
-          </w:p>
-        </w:tc>
-        <w:tc>
-          <w:tcPr>
-            <w:tcW w:w="2076" w:type="dxa"/>
-            <w:vAlign w:val="center"/>
-          </w:tcPr>
-          <w:p>
-            <w:pPr>
-              <w:jc w:val="center"/>
-            </w:pPr>
-            <w:r>
-              <w:rPr>
-                <w:rFonts w:ascii="Times New Roman" w:hAnsi="Times New Roman" w:eastAsia="宋体"/>
-                <w:b w:val="0"/>
-                <w:sz w:val="17"/>
-              </w:rPr>
-              <w:t>Python</w:t>
+              <w:t>roadside_service.java</w:t>
+            </w:r>
+          </w:p>
+        </w:tc>
+        <w:tc>
+          <w:tcPr>
+            <w:tcW w:w="2076" w:type="dxa"/>
+            <w:vAlign w:val="center"/>
+          </w:tcPr>
+          <w:p>
+            <w:pPr>
+              <w:jc w:val="center"/>
+            </w:pPr>
+            <w:r>
+              <w:rPr>
+                <w:rFonts w:ascii="Times New Roman" w:hAnsi="Times New Roman" w:eastAsia="宋体"/>
+                <w:b w:val="0"/>
+                <w:sz w:val="17"/>
+              </w:rPr>
+              <w:t>Java</w:t>
             </w:r>
           </w:p>
         </w:tc>
@@ -9857,26 +9857,26 @@
                 <w:b w:val="0"/>
                 <w:sz w:val="17"/>
               </w:rPr>
-              <w:t>violation_service.py</w:t>
-            </w:r>
-          </w:p>
-        </w:tc>
-        <w:tc>
-          <w:tcPr>
-            <w:tcW w:w="2076" w:type="dxa"/>
-            <w:vAlign w:val="center"/>
-          </w:tcPr>
-          <w:p>
-            <w:pPr>
-              <w:jc w:val="center"/>
-            </w:pPr>
-            <w:r>
-              <w:rPr>
-                <w:rFonts w:ascii="Times New Roman" w:hAnsi="Times New Roman" w:eastAsia="宋体"/>
-                <w:b w:val="0"/>
-                <w:sz w:val="17"/>
-              </w:rPr>
-              <w:t>Python</w:t>
+              <w:t>violation_service.java</w:t>
+            </w:r>
+          </w:p>
+        </w:tc>
+        <w:tc>
+          <w:tcPr>
+            <w:tcW w:w="2076" w:type="dxa"/>
+            <w:vAlign w:val="center"/>
+          </w:tcPr>
+          <w:p>
+            <w:pPr>
+              <w:jc w:val="center"/>
+            </w:pPr>
+            <w:r>
+              <w:rPr>
+                <w:rFonts w:ascii="Times New Roman" w:hAnsi="Times New Roman" w:eastAsia="宋体"/>
+                <w:b w:val="0"/>
+                <w:sz w:val="17"/>
+              </w:rPr>
+              <w:t>Java</w:t>
             </w:r>
           </w:p>
         </w:tc>
@@ -9951,26 +9951,26 @@
                 <w:b w:val="0"/>
                 <w:sz w:val="17"/>
               </w:rPr>
-              <w:t>roadside_detection.py</w:t>
-            </w:r>
-          </w:p>
-        </w:tc>
-        <w:tc>
-          <w:tcPr>
-            <w:tcW w:w="2076" w:type="dxa"/>
-            <w:vAlign w:val="center"/>
-          </w:tcPr>
-          <w:p>
-            <w:pPr>
-              <w:jc w:val="center"/>
-            </w:pPr>
-            <w:r>
-              <w:rPr>
-                <w:rFonts w:ascii="Times New Roman" w:hAnsi="Times New Roman" w:eastAsia="宋体"/>
-                <w:b w:val="0"/>
-                <w:sz w:val="17"/>
-              </w:rPr>
-              <w:t>Python</w:t>
+              <w:t>roadside_detection.java</w:t>
+            </w:r>
+          </w:p>
+        </w:tc>
+        <w:tc>
+          <w:tcPr>
+            <w:tcW w:w="2076" w:type="dxa"/>
+            <w:vAlign w:val="center"/>
+          </w:tcPr>
+          <w:p>
+            <w:pPr>
+              <w:jc w:val="center"/>
+            </w:pPr>
+            <w:r>
+              <w:rPr>
+                <w:rFonts w:ascii="Times New Roman" w:hAnsi="Times New Roman" w:eastAsia="宋体"/>
+                <w:b w:val="0"/>
+                <w:sz w:val="17"/>
+              </w:rPr>
+              <w:t>Java</w:t>
             </w:r>
           </w:p>
         </w:tc>
@@ -10045,26 +10045,26 @@
                 <w:b w:val="0"/>
                 <w:sz w:val="17"/>
               </w:rPr>
-              <w:t>violation.py</w:t>
-            </w:r>
-          </w:p>
-        </w:tc>
-        <w:tc>
-          <w:tcPr>
-            <w:tcW w:w="2076" w:type="dxa"/>
-            <w:vAlign w:val="center"/>
-          </w:tcPr>
-          <w:p>
-            <w:pPr>
-              <w:jc w:val="center"/>
-            </w:pPr>
-            <w:r>
-              <w:rPr>
-                <w:rFonts w:ascii="Times New Roman" w:hAnsi="Times New Roman" w:eastAsia="宋体"/>
-                <w:b w:val="0"/>
-                <w:sz w:val="17"/>
-              </w:rPr>
-              <w:t>Python</w:t>
+              <w:t>violation.java</w:t>
+            </w:r>
+          </w:p>
+        </w:tc>
+        <w:tc>
+          <w:tcPr>
+            <w:tcW w:w="2076" w:type="dxa"/>
+            <w:vAlign w:val="center"/>
+          </w:tcPr>
+          <w:p>
+            <w:pPr>
+              <w:jc w:val="center"/>
+            </w:pPr>
+            <w:r>
+              <w:rPr>
+                <w:rFonts w:ascii="Times New Roman" w:hAnsi="Times New Roman" w:eastAsia="宋体"/>
+                <w:b w:val="0"/>
+                <w:sz w:val="17"/>
+              </w:rPr>
+              <w:t>Java</w:t>
             </w:r>
           </w:p>
         </w:tc>
@@ -10139,26 +10139,26 @@
                 <w:b w:val="0"/>
                 <w:sz w:val="17"/>
               </w:rPr>
-              <w:t>roadside_router.py</w:t>
-            </w:r>
-          </w:p>
-        </w:tc>
-        <w:tc>
-          <w:tcPr>
-            <w:tcW w:w="2076" w:type="dxa"/>
-            <w:vAlign w:val="center"/>
-          </w:tcPr>
-          <w:p>
-            <w:pPr>
-              <w:jc w:val="center"/>
-            </w:pPr>
-            <w:r>
-              <w:rPr>
-                <w:rFonts w:ascii="Times New Roman" w:hAnsi="Times New Roman" w:eastAsia="宋体"/>
-                <w:b w:val="0"/>
-                <w:sz w:val="17"/>
-              </w:rPr>
-              <w:t>Python</w:t>
+              <w:t>roadside_router.java</w:t>
+            </w:r>
+          </w:p>
+        </w:tc>
+        <w:tc>
+          <w:tcPr>
+            <w:tcW w:w="2076" w:type="dxa"/>
+            <w:vAlign w:val="center"/>
+          </w:tcPr>
+          <w:p>
+            <w:pPr>
+              <w:jc w:val="center"/>
+            </w:pPr>
+            <w:r>
+              <w:rPr>
+                <w:rFonts w:ascii="Times New Roman" w:hAnsi="Times New Roman" w:eastAsia="宋体"/>
+                <w:b w:val="0"/>
+                <w:sz w:val="17"/>
+              </w:rPr>
+              <w:t>Java</w:t>
             </w:r>
           </w:p>
         </w:tc>
@@ -11075,26 +11075,26 @@
                 <w:b w:val="0"/>
                 <w:sz w:val="17"/>
               </w:rPr>
-              <w:t>lot_sync_service.py</w:t>
-            </w:r>
-          </w:p>
-        </w:tc>
-        <w:tc>
-          <w:tcPr>
-            <w:tcW w:w="2076" w:type="dxa"/>
-            <w:vAlign w:val="center"/>
-          </w:tcPr>
-          <w:p>
-            <w:pPr>
-              <w:jc w:val="center"/>
-            </w:pPr>
-            <w:r>
-              <w:rPr>
-                <w:rFonts w:ascii="Times New Roman" w:hAnsi="Times New Roman" w:eastAsia="宋体"/>
-                <w:b w:val="0"/>
-                <w:sz w:val="17"/>
-              </w:rPr>
-              <w:t>Python</w:t>
+              <w:t>lot_sync_service.java</w:t>
+            </w:r>
+          </w:p>
+        </w:tc>
+        <w:tc>
+          <w:tcPr>
+            <w:tcW w:w="2076" w:type="dxa"/>
+            <w:vAlign w:val="center"/>
+          </w:tcPr>
+          <w:p>
+            <w:pPr>
+              <w:jc w:val="center"/>
+            </w:pPr>
+            <w:r>
+              <w:rPr>
+                <w:rFonts w:ascii="Times New Roman" w:hAnsi="Times New Roman" w:eastAsia="宋体"/>
+                <w:b w:val="0"/>
+                <w:sz w:val="17"/>
+              </w:rPr>
+              <w:t>Java</w:t>
             </w:r>
           </w:p>
         </w:tc>
@@ -11169,26 +11169,26 @@
                 <w:b w:val="0"/>
                 <w:sz w:val="17"/>
               </w:rPr>
-              <w:t>lot_service.py</w:t>
-            </w:r>
-          </w:p>
-        </w:tc>
-        <w:tc>
-          <w:tcPr>
-            <w:tcW w:w="2076" w:type="dxa"/>
-            <w:vAlign w:val="center"/>
-          </w:tcPr>
-          <w:p>
-            <w:pPr>
-              <w:jc w:val="center"/>
-            </w:pPr>
-            <w:r>
-              <w:rPr>
-                <w:rFonts w:ascii="Times New Roman" w:hAnsi="Times New Roman" w:eastAsia="宋体"/>
-                <w:b w:val="0"/>
-                <w:sz w:val="17"/>
-              </w:rPr>
-              <w:t>Python</w:t>
+              <w:t>lot_service.java</w:t>
+            </w:r>
+          </w:p>
+        </w:tc>
+        <w:tc>
+          <w:tcPr>
+            <w:tcW w:w="2076" w:type="dxa"/>
+            <w:vAlign w:val="center"/>
+          </w:tcPr>
+          <w:p>
+            <w:pPr>
+              <w:jc w:val="center"/>
+            </w:pPr>
+            <w:r>
+              <w:rPr>
+                <w:rFonts w:ascii="Times New Roman" w:hAnsi="Times New Roman" w:eastAsia="宋体"/>
+                <w:b w:val="0"/>
+                <w:sz w:val="17"/>
+              </w:rPr>
+              <w:t>Java</w:t>
             </w:r>
           </w:p>
         </w:tc>
@@ -11263,26 +11263,26 @@
                 <w:b w:val="0"/>
                 <w:sz w:val="17"/>
               </w:rPr>
-              <w:t>sync_log.py</w:t>
-            </w:r>
-          </w:p>
-        </w:tc>
-        <w:tc>
-          <w:tcPr>
-            <w:tcW w:w="2076" w:type="dxa"/>
-            <w:vAlign w:val="center"/>
-          </w:tcPr>
-          <w:p>
-            <w:pPr>
-              <w:jc w:val="center"/>
-            </w:pPr>
-            <w:r>
-              <w:rPr>
-                <w:rFonts w:ascii="Times New Roman" w:hAnsi="Times New Roman" w:eastAsia="宋体"/>
-                <w:b w:val="0"/>
-                <w:sz w:val="17"/>
-              </w:rPr>
-              <w:t>Python</w:t>
+              <w:t>sync_log.java</w:t>
+            </w:r>
+          </w:p>
+        </w:tc>
+        <w:tc>
+          <w:tcPr>
+            <w:tcW w:w="2076" w:type="dxa"/>
+            <w:vAlign w:val="center"/>
+          </w:tcPr>
+          <w:p>
+            <w:pPr>
+              <w:jc w:val="center"/>
+            </w:pPr>
+            <w:r>
+              <w:rPr>
+                <w:rFonts w:ascii="Times New Roman" w:hAnsi="Times New Roman" w:eastAsia="宋体"/>
+                <w:b w:val="0"/>
+                <w:sz w:val="17"/>
+              </w:rPr>
+              <w:t>Java</w:t>
             </w:r>
           </w:p>
         </w:tc>
@@ -11357,26 +11357,26 @@
                 <w:b w:val="0"/>
                 <w:sz w:val="17"/>
               </w:rPr>
-              <w:t>lot_router.py</w:t>
-            </w:r>
-          </w:p>
-        </w:tc>
-        <w:tc>
-          <w:tcPr>
-            <w:tcW w:w="2076" w:type="dxa"/>
-            <w:vAlign w:val="center"/>
-          </w:tcPr>
-          <w:p>
-            <w:pPr>
-              <w:jc w:val="center"/>
-            </w:pPr>
-            <w:r>
-              <w:rPr>
-                <w:rFonts w:ascii="Times New Roman" w:hAnsi="Times New Roman" w:eastAsia="宋体"/>
-                <w:b w:val="0"/>
-                <w:sz w:val="17"/>
-              </w:rPr>
-              <w:t>Python</w:t>
+              <w:t>lot_router.java</w:t>
+            </w:r>
+          </w:p>
+        </w:tc>
+        <w:tc>
+          <w:tcPr>
+            <w:tcW w:w="2076" w:type="dxa"/>
+            <w:vAlign w:val="center"/>
+          </w:tcPr>
+          <w:p>
+            <w:pPr>
+              <w:jc w:val="center"/>
+            </w:pPr>
+            <w:r>
+              <w:rPr>
+                <w:rFonts w:ascii="Times New Roman" w:hAnsi="Times New Roman" w:eastAsia="宋体"/>
+                <w:b w:val="0"/>
+                <w:sz w:val="17"/>
+              </w:rPr>
+              <w:t>Java</w:t>
             </w:r>
           </w:p>
         </w:tc>
@@ -12306,26 +12306,26 @@
                 <w:b w:val="0"/>
                 <w:sz w:val="17"/>
               </w:rPr>
-              <w:t>lot_query_service.py</w:t>
-            </w:r>
-          </w:p>
-        </w:tc>
-        <w:tc>
-          <w:tcPr>
-            <w:tcW w:w="2076" w:type="dxa"/>
-            <w:vAlign w:val="center"/>
-          </w:tcPr>
-          <w:p>
-            <w:pPr>
-              <w:jc w:val="center"/>
-            </w:pPr>
-            <w:r>
-              <w:rPr>
-                <w:rFonts w:ascii="Times New Roman" w:hAnsi="Times New Roman" w:eastAsia="宋体"/>
-                <w:b w:val="0"/>
-                <w:sz w:val="17"/>
-              </w:rPr>
-              <w:t>Python</w:t>
+              <w:t>lot_query_service.java</w:t>
+            </w:r>
+          </w:p>
+        </w:tc>
+        <w:tc>
+          <w:tcPr>
+            <w:tcW w:w="2076" w:type="dxa"/>
+            <w:vAlign w:val="center"/>
+          </w:tcPr>
+          <w:p>
+            <w:pPr>
+              <w:jc w:val="center"/>
+            </w:pPr>
+            <w:r>
+              <w:rPr>
+                <w:rFonts w:ascii="Times New Roman" w:hAnsi="Times New Roman" w:eastAsia="宋体"/>
+                <w:b w:val="0"/>
+                <w:sz w:val="17"/>
+              </w:rPr>
+              <w:t>Java</w:t>
             </w:r>
           </w:p>
         </w:tc>
@@ -12400,26 +12400,26 @@
                 <w:b w:val="0"/>
                 <w:sz w:val="17"/>
               </w:rPr>
-              <w:t>map_adapter.py</w:t>
-            </w:r>
-          </w:p>
-        </w:tc>
-        <w:tc>
-          <w:tcPr>
-            <w:tcW w:w="2076" w:type="dxa"/>
-            <w:vAlign w:val="center"/>
-          </w:tcPr>
-          <w:p>
-            <w:pPr>
-              <w:jc w:val="center"/>
-            </w:pPr>
-            <w:r>
-              <w:rPr>
-                <w:rFonts w:ascii="Times New Roman" w:hAnsi="Times New Roman" w:eastAsia="宋体"/>
-                <w:b w:val="0"/>
-                <w:sz w:val="17"/>
-              </w:rPr>
-              <w:t>Python</w:t>
+              <w:t>map_adapter.java</w:t>
+            </w:r>
+          </w:p>
+        </w:tc>
+        <w:tc>
+          <w:tcPr>
+            <w:tcW w:w="2076" w:type="dxa"/>
+            <w:vAlign w:val="center"/>
+          </w:tcPr>
+          <w:p>
+            <w:pPr>
+              <w:jc w:val="center"/>
+            </w:pPr>
+            <w:r>
+              <w:rPr>
+                <w:rFonts w:ascii="Times New Roman" w:hAnsi="Times New Roman" w:eastAsia="宋体"/>
+                <w:b w:val="0"/>
+                <w:sz w:val="17"/>
+              </w:rPr>
+              <w:t>Java</w:t>
             </w:r>
           </w:p>
         </w:tc>
@@ -12494,26 +12494,26 @@
                 <w:b w:val="0"/>
                 <w:sz w:val="17"/>
               </w:rPr>
-              <w:t>parking_lot.py</w:t>
-            </w:r>
-          </w:p>
-        </w:tc>
-        <w:tc>
-          <w:tcPr>
-            <w:tcW w:w="2076" w:type="dxa"/>
-            <w:vAlign w:val="center"/>
-          </w:tcPr>
-          <w:p>
-            <w:pPr>
-              <w:jc w:val="center"/>
-            </w:pPr>
-            <w:r>
-              <w:rPr>
-                <w:rFonts w:ascii="Times New Roman" w:hAnsi="Times New Roman" w:eastAsia="宋体"/>
-                <w:b w:val="0"/>
-                <w:sz w:val="17"/>
-              </w:rPr>
-              <w:t>Python</w:t>
+              <w:t>parking_lot.java</w:t>
+            </w:r>
+          </w:p>
+        </w:tc>
+        <w:tc>
+          <w:tcPr>
+            <w:tcW w:w="2076" w:type="dxa"/>
+            <w:vAlign w:val="center"/>
+          </w:tcPr>
+          <w:p>
+            <w:pPr>
+              <w:jc w:val="center"/>
+            </w:pPr>
+            <w:r>
+              <w:rPr>
+                <w:rFonts w:ascii="Times New Roman" w:hAnsi="Times New Roman" w:eastAsia="宋体"/>
+                <w:b w:val="0"/>
+                <w:sz w:val="17"/>
+              </w:rPr>
+              <w:t>Java</w:t>
             </w:r>
           </w:p>
         </w:tc>
@@ -12588,26 +12588,26 @@
                 <w:b w:val="0"/>
                 <w:sz w:val="17"/>
               </w:rPr>
-              <w:t>lot_query_router.py</w:t>
-            </w:r>
-          </w:p>
-        </w:tc>
-        <w:tc>
-          <w:tcPr>
-            <w:tcW w:w="2076" w:type="dxa"/>
-            <w:vAlign w:val="center"/>
-          </w:tcPr>
-          <w:p>
-            <w:pPr>
-              <w:jc w:val="center"/>
-            </w:pPr>
-            <w:r>
-              <w:rPr>
-                <w:rFonts w:ascii="Times New Roman" w:hAnsi="Times New Roman" w:eastAsia="宋体"/>
-                <w:b w:val="0"/>
-                <w:sz w:val="17"/>
-              </w:rPr>
-              <w:t>Python</w:t>
+              <w:t>lot_query_router.java</w:t>
+            </w:r>
+          </w:p>
+        </w:tc>
+        <w:tc>
+          <w:tcPr>
+            <w:tcW w:w="2076" w:type="dxa"/>
+            <w:vAlign w:val="center"/>
+          </w:tcPr>
+          <w:p>
+            <w:pPr>
+              <w:jc w:val="center"/>
+            </w:pPr>
+            <w:r>
+              <w:rPr>
+                <w:rFonts w:ascii="Times New Roman" w:hAnsi="Times New Roman" w:eastAsia="宋体"/>
+                <w:b w:val="0"/>
+                <w:sz w:val="17"/>
+              </w:rPr>
+              <w:t>Java</w:t>
             </w:r>
           </w:p>
         </w:tc>
@@ -13524,26 +13524,26 @@
                 <w:b w:val="0"/>
                 <w:sz w:val="17"/>
               </w:rPr>
-              <w:t>guide_publish_service.py</w:t>
-            </w:r>
-          </w:p>
-        </w:tc>
-        <w:tc>
-          <w:tcPr>
-            <w:tcW w:w="2076" w:type="dxa"/>
-            <w:vAlign w:val="center"/>
-          </w:tcPr>
-          <w:p>
-            <w:pPr>
-              <w:jc w:val="center"/>
-            </w:pPr>
-            <w:r>
-              <w:rPr>
-                <w:rFonts w:ascii="Times New Roman" w:hAnsi="Times New Roman" w:eastAsia="宋体"/>
-                <w:b w:val="0"/>
-                <w:sz w:val="17"/>
-              </w:rPr>
-              <w:t>Python</w:t>
+              <w:t>guide_publish_service.java</w:t>
+            </w:r>
+          </w:p>
+        </w:tc>
+        <w:tc>
+          <w:tcPr>
+            <w:tcW w:w="2076" w:type="dxa"/>
+            <w:vAlign w:val="center"/>
+          </w:tcPr>
+          <w:p>
+            <w:pPr>
+              <w:jc w:val="center"/>
+            </w:pPr>
+            <w:r>
+              <w:rPr>
+                <w:rFonts w:ascii="Times New Roman" w:hAnsi="Times New Roman" w:eastAsia="宋体"/>
+                <w:b w:val="0"/>
+                <w:sz w:val="17"/>
+              </w:rPr>
+              <w:t>Java</w:t>
             </w:r>
           </w:p>
         </w:tc>
@@ -13618,26 +13618,26 @@
                 <w:b w:val="0"/>
                 <w:sz w:val="17"/>
               </w:rPr>
-              <w:t>guide_screen.py</w:t>
-            </w:r>
-          </w:p>
-        </w:tc>
-        <w:tc>
-          <w:tcPr>
-            <w:tcW w:w="2076" w:type="dxa"/>
-            <w:vAlign w:val="center"/>
-          </w:tcPr>
-          <w:p>
-            <w:pPr>
-              <w:jc w:val="center"/>
-            </w:pPr>
-            <w:r>
-              <w:rPr>
-                <w:rFonts w:ascii="Times New Roman" w:hAnsi="Times New Roman" w:eastAsia="宋体"/>
-                <w:b w:val="0"/>
-                <w:sz w:val="17"/>
-              </w:rPr>
-              <w:t>Python</w:t>
+              <w:t>guide_screen.java</w:t>
+            </w:r>
+          </w:p>
+        </w:tc>
+        <w:tc>
+          <w:tcPr>
+            <w:tcW w:w="2076" w:type="dxa"/>
+            <w:vAlign w:val="center"/>
+          </w:tcPr>
+          <w:p>
+            <w:pPr>
+              <w:jc w:val="center"/>
+            </w:pPr>
+            <w:r>
+              <w:rPr>
+                <w:rFonts w:ascii="Times New Roman" w:hAnsi="Times New Roman" w:eastAsia="宋体"/>
+                <w:b w:val="0"/>
+                <w:sz w:val="17"/>
+              </w:rPr>
+              <w:t>Java</w:t>
             </w:r>
           </w:p>
         </w:tc>
@@ -13712,26 +13712,26 @@
                 <w:b w:val="0"/>
                 <w:sz w:val="17"/>
               </w:rPr>
-              <w:t>publish_log.py</w:t>
-            </w:r>
-          </w:p>
-        </w:tc>
-        <w:tc>
-          <w:tcPr>
-            <w:tcW w:w="2076" w:type="dxa"/>
-            <w:vAlign w:val="center"/>
-          </w:tcPr>
-          <w:p>
-            <w:pPr>
-              <w:jc w:val="center"/>
-            </w:pPr>
-            <w:r>
-              <w:rPr>
-                <w:rFonts w:ascii="Times New Roman" w:hAnsi="Times New Roman" w:eastAsia="宋体"/>
-                <w:b w:val="0"/>
-                <w:sz w:val="17"/>
-              </w:rPr>
-              <w:t>Python</w:t>
+              <w:t>publish_log.java</w:t>
+            </w:r>
+          </w:p>
+        </w:tc>
+        <w:tc>
+          <w:tcPr>
+            <w:tcW w:w="2076" w:type="dxa"/>
+            <w:vAlign w:val="center"/>
+          </w:tcPr>
+          <w:p>
+            <w:pPr>
+              <w:jc w:val="center"/>
+            </w:pPr>
+            <w:r>
+              <w:rPr>
+                <w:rFonts w:ascii="Times New Roman" w:hAnsi="Times New Roman" w:eastAsia="宋体"/>
+                <w:b w:val="0"/>
+                <w:sz w:val="17"/>
+              </w:rPr>
+              <w:t>Java</w:t>
             </w:r>
           </w:p>
         </w:tc>
@@ -13806,26 +13806,26 @@
                 <w:b w:val="0"/>
                 <w:sz w:val="17"/>
               </w:rPr>
-              <w:t>guide_router.py</w:t>
-            </w:r>
-          </w:p>
-        </w:tc>
-        <w:tc>
-          <w:tcPr>
-            <w:tcW w:w="2076" w:type="dxa"/>
-            <w:vAlign w:val="center"/>
-          </w:tcPr>
-          <w:p>
-            <w:pPr>
-              <w:jc w:val="center"/>
-            </w:pPr>
-            <w:r>
-              <w:rPr>
-                <w:rFonts w:ascii="Times New Roman" w:hAnsi="Times New Roman" w:eastAsia="宋体"/>
-                <w:b w:val="0"/>
-                <w:sz w:val="17"/>
-              </w:rPr>
-              <w:t>Python</w:t>
+              <w:t>guide_router.java</w:t>
+            </w:r>
+          </w:p>
+        </w:tc>
+        <w:tc>
+          <w:tcPr>
+            <w:tcW w:w="2076" w:type="dxa"/>
+            <w:vAlign w:val="center"/>
+          </w:tcPr>
+          <w:p>
+            <w:pPr>
+              <w:jc w:val="center"/>
+            </w:pPr>
+            <w:r>
+              <w:rPr>
+                <w:rFonts w:ascii="Times New Roman" w:hAnsi="Times New Roman" w:eastAsia="宋体"/>
+                <w:b w:val="0"/>
+                <w:sz w:val="17"/>
+              </w:rPr>
+              <w:t>Java</w:t>
             </w:r>
           </w:p>
         </w:tc>
@@ -14773,26 +14773,26 @@
                 <w:b w:val="0"/>
                 <w:sz w:val="17"/>
               </w:rPr>
-              <w:t>reservation_service.py</w:t>
-            </w:r>
-          </w:p>
-        </w:tc>
-        <w:tc>
-          <w:tcPr>
-            <w:tcW w:w="2076" w:type="dxa"/>
-            <w:vAlign w:val="center"/>
-          </w:tcPr>
-          <w:p>
-            <w:pPr>
-              <w:jc w:val="center"/>
-            </w:pPr>
-            <w:r>
-              <w:rPr>
-                <w:rFonts w:ascii="Times New Roman" w:hAnsi="Times New Roman" w:eastAsia="宋体"/>
-                <w:b w:val="0"/>
-                <w:sz w:val="17"/>
-              </w:rPr>
-              <w:t>Python</w:t>
+              <w:t>reservation_service.java</w:t>
+            </w:r>
+          </w:p>
+        </w:tc>
+        <w:tc>
+          <w:tcPr>
+            <w:tcW w:w="2076" w:type="dxa"/>
+            <w:vAlign w:val="center"/>
+          </w:tcPr>
+          <w:p>
+            <w:pPr>
+              <w:jc w:val="center"/>
+            </w:pPr>
+            <w:r>
+              <w:rPr>
+                <w:rFonts w:ascii="Times New Roman" w:hAnsi="Times New Roman" w:eastAsia="宋体"/>
+                <w:b w:val="0"/>
+                <w:sz w:val="17"/>
+              </w:rPr>
+              <w:t>Java</w:t>
             </w:r>
           </w:p>
         </w:tc>
@@ -14867,26 +14867,26 @@
                 <w:b w:val="0"/>
                 <w:sz w:val="17"/>
               </w:rPr>
-              <w:t>spot_service.py</w:t>
-            </w:r>
-          </w:p>
-        </w:tc>
-        <w:tc>
-          <w:tcPr>
-            <w:tcW w:w="2076" w:type="dxa"/>
-            <w:vAlign w:val="center"/>
-          </w:tcPr>
-          <w:p>
-            <w:pPr>
-              <w:jc w:val="center"/>
-            </w:pPr>
-            <w:r>
-              <w:rPr>
-                <w:rFonts w:ascii="Times New Roman" w:hAnsi="Times New Roman" w:eastAsia="宋体"/>
-                <w:b w:val="0"/>
-                <w:sz w:val="17"/>
-              </w:rPr>
-              <w:t>Python</w:t>
+              <w:t>spot_service.java</w:t>
+            </w:r>
+          </w:p>
+        </w:tc>
+        <w:tc>
+          <w:tcPr>
+            <w:tcW w:w="2076" w:type="dxa"/>
+            <w:vAlign w:val="center"/>
+          </w:tcPr>
+          <w:p>
+            <w:pPr>
+              <w:jc w:val="center"/>
+            </w:pPr>
+            <w:r>
+              <w:rPr>
+                <w:rFonts w:ascii="Times New Roman" w:hAnsi="Times New Roman" w:eastAsia="宋体"/>
+                <w:b w:val="0"/>
+                <w:sz w:val="17"/>
+              </w:rPr>
+              <w:t>Java</w:t>
             </w:r>
           </w:p>
         </w:tc>
@@ -14961,26 +14961,26 @@
                 <w:b w:val="0"/>
                 <w:sz w:val="17"/>
               </w:rPr>
-              <w:t>reservation.py</w:t>
-            </w:r>
-          </w:p>
-        </w:tc>
-        <w:tc>
-          <w:tcPr>
-            <w:tcW w:w="2076" w:type="dxa"/>
-            <w:vAlign w:val="center"/>
-          </w:tcPr>
-          <w:p>
-            <w:pPr>
-              <w:jc w:val="center"/>
-            </w:pPr>
-            <w:r>
-              <w:rPr>
-                <w:rFonts w:ascii="Times New Roman" w:hAnsi="Times New Roman" w:eastAsia="宋体"/>
-                <w:b w:val="0"/>
-                <w:sz w:val="17"/>
-              </w:rPr>
-              <w:t>Python</w:t>
+              <w:t>reservation.java</w:t>
+            </w:r>
+          </w:p>
+        </w:tc>
+        <w:tc>
+          <w:tcPr>
+            <w:tcW w:w="2076" w:type="dxa"/>
+            <w:vAlign w:val="center"/>
+          </w:tcPr>
+          <w:p>
+            <w:pPr>
+              <w:jc w:val="center"/>
+            </w:pPr>
+            <w:r>
+              <w:rPr>
+                <w:rFonts w:ascii="Times New Roman" w:hAnsi="Times New Roman" w:eastAsia="宋体"/>
+                <w:b w:val="0"/>
+                <w:sz w:val="17"/>
+              </w:rPr>
+              <w:t>Java</w:t>
             </w:r>
           </w:p>
         </w:tc>
@@ -15055,26 +15055,26 @@
                 <w:b w:val="0"/>
                 <w:sz w:val="17"/>
               </w:rPr>
-              <w:t>reservation_router.py</w:t>
-            </w:r>
-          </w:p>
-        </w:tc>
-        <w:tc>
-          <w:tcPr>
-            <w:tcW w:w="2076" w:type="dxa"/>
-            <w:vAlign w:val="center"/>
-          </w:tcPr>
-          <w:p>
-            <w:pPr>
-              <w:jc w:val="center"/>
-            </w:pPr>
-            <w:r>
-              <w:rPr>
-                <w:rFonts w:ascii="Times New Roman" w:hAnsi="Times New Roman" w:eastAsia="宋体"/>
-                <w:b w:val="0"/>
-                <w:sz w:val="17"/>
-              </w:rPr>
-              <w:t>Python</w:t>
+              <w:t>reservation_router.java</w:t>
+            </w:r>
+          </w:p>
+        </w:tc>
+        <w:tc>
+          <w:tcPr>
+            <w:tcW w:w="2076" w:type="dxa"/>
+            <w:vAlign w:val="center"/>
+          </w:tcPr>
+          <w:p>
+            <w:pPr>
+              <w:jc w:val="center"/>
+            </w:pPr>
+            <w:r>
+              <w:rPr>
+                <w:rFonts w:ascii="Times New Roman" w:hAnsi="Times New Roman" w:eastAsia="宋体"/>
+                <w:b w:val="0"/>
+                <w:sz w:val="17"/>
+              </w:rPr>
+              <w:t>Java</w:t>
             </w:r>
           </w:p>
         </w:tc>
@@ -16022,26 +16022,26 @@
                 <w:b w:val="0"/>
                 <w:sz w:val="17"/>
               </w:rPr>
-              <w:t>order_service.py</w:t>
-            </w:r>
-          </w:p>
-        </w:tc>
-        <w:tc>
-          <w:tcPr>
-            <w:tcW w:w="2076" w:type="dxa"/>
-            <w:vAlign w:val="center"/>
-          </w:tcPr>
-          <w:p>
-            <w:pPr>
-              <w:jc w:val="center"/>
-            </w:pPr>
-            <w:r>
-              <w:rPr>
-                <w:rFonts w:ascii="Times New Roman" w:hAnsi="Times New Roman" w:eastAsia="宋体"/>
-                <w:b w:val="0"/>
-                <w:sz w:val="17"/>
-              </w:rPr>
-              <w:t>Python</w:t>
+              <w:t>order_service.java</w:t>
+            </w:r>
+          </w:p>
+        </w:tc>
+        <w:tc>
+          <w:tcPr>
+            <w:tcW w:w="2076" w:type="dxa"/>
+            <w:vAlign w:val="center"/>
+          </w:tcPr>
+          <w:p>
+            <w:pPr>
+              <w:jc w:val="center"/>
+            </w:pPr>
+            <w:r>
+              <w:rPr>
+                <w:rFonts w:ascii="Times New Roman" w:hAnsi="Times New Roman" w:eastAsia="宋体"/>
+                <w:b w:val="0"/>
+                <w:sz w:val="17"/>
+              </w:rPr>
+              <w:t>Java</w:t>
             </w:r>
           </w:p>
         </w:tc>
@@ -16116,26 +16116,26 @@
                 <w:b w:val="0"/>
                 <w:sz w:val="17"/>
               </w:rPr>
-              <w:t>plate_adapter.py</w:t>
-            </w:r>
-          </w:p>
-        </w:tc>
-        <w:tc>
-          <w:tcPr>
-            <w:tcW w:w="2076" w:type="dxa"/>
-            <w:vAlign w:val="center"/>
-          </w:tcPr>
-          <w:p>
-            <w:pPr>
-              <w:jc w:val="center"/>
-            </w:pPr>
-            <w:r>
-              <w:rPr>
-                <w:rFonts w:ascii="Times New Roman" w:hAnsi="Times New Roman" w:eastAsia="宋体"/>
-                <w:b w:val="0"/>
-                <w:sz w:val="17"/>
-              </w:rPr>
-              <w:t>Python</w:t>
+              <w:t>plate_adapter.java</w:t>
+            </w:r>
+          </w:p>
+        </w:tc>
+        <w:tc>
+          <w:tcPr>
+            <w:tcW w:w="2076" w:type="dxa"/>
+            <w:vAlign w:val="center"/>
+          </w:tcPr>
+          <w:p>
+            <w:pPr>
+              <w:jc w:val="center"/>
+            </w:pPr>
+            <w:r>
+              <w:rPr>
+                <w:rFonts w:ascii="Times New Roman" w:hAnsi="Times New Roman" w:eastAsia="宋体"/>
+                <w:b w:val="0"/>
+                <w:sz w:val="17"/>
+              </w:rPr>
+              <w:t>Java</w:t>
             </w:r>
           </w:p>
         </w:tc>
@@ -16210,26 +16210,26 @@
                 <w:b w:val="0"/>
                 <w:sz w:val="17"/>
               </w:rPr>
-              <w:t>payment_adapter.py</w:t>
-            </w:r>
-          </w:p>
-        </w:tc>
-        <w:tc>
-          <w:tcPr>
-            <w:tcW w:w="2076" w:type="dxa"/>
-            <w:vAlign w:val="center"/>
-          </w:tcPr>
-          <w:p>
-            <w:pPr>
-              <w:jc w:val="center"/>
-            </w:pPr>
-            <w:r>
-              <w:rPr>
-                <w:rFonts w:ascii="Times New Roman" w:hAnsi="Times New Roman" w:eastAsia="宋体"/>
-                <w:b w:val="0"/>
-                <w:sz w:val="17"/>
-              </w:rPr>
-              <w:t>Python</w:t>
+              <w:t>payment_adapter.java</w:t>
+            </w:r>
+          </w:p>
+        </w:tc>
+        <w:tc>
+          <w:tcPr>
+            <w:tcW w:w="2076" w:type="dxa"/>
+            <w:vAlign w:val="center"/>
+          </w:tcPr>
+          <w:p>
+            <w:pPr>
+              <w:jc w:val="center"/>
+            </w:pPr>
+            <w:r>
+              <w:rPr>
+                <w:rFonts w:ascii="Times New Roman" w:hAnsi="Times New Roman" w:eastAsia="宋体"/>
+                <w:b w:val="0"/>
+                <w:sz w:val="17"/>
+              </w:rPr>
+              <w:t>Java</w:t>
             </w:r>
           </w:p>
         </w:tc>
@@ -16304,26 +16304,26 @@
                 <w:b w:val="0"/>
                 <w:sz w:val="17"/>
               </w:rPr>
-              <w:t>parking_order.py</w:t>
-            </w:r>
-          </w:p>
-        </w:tc>
-        <w:tc>
-          <w:tcPr>
-            <w:tcW w:w="2076" w:type="dxa"/>
-            <w:vAlign w:val="center"/>
-          </w:tcPr>
-          <w:p>
-            <w:pPr>
-              <w:jc w:val="center"/>
-            </w:pPr>
-            <w:r>
-              <w:rPr>
-                <w:rFonts w:ascii="Times New Roman" w:hAnsi="Times New Roman" w:eastAsia="宋体"/>
-                <w:b w:val="0"/>
-                <w:sz w:val="17"/>
-              </w:rPr>
-              <w:t>Python</w:t>
+              <w:t>parking_order.java</w:t>
+            </w:r>
+          </w:p>
+        </w:tc>
+        <w:tc>
+          <w:tcPr>
+            <w:tcW w:w="2076" w:type="dxa"/>
+            <w:vAlign w:val="center"/>
+          </w:tcPr>
+          <w:p>
+            <w:pPr>
+              <w:jc w:val="center"/>
+            </w:pPr>
+            <w:r>
+              <w:rPr>
+                <w:rFonts w:ascii="Times New Roman" w:hAnsi="Times New Roman" w:eastAsia="宋体"/>
+                <w:b w:val="0"/>
+                <w:sz w:val="17"/>
+              </w:rPr>
+              <w:t>Java</w:t>
             </w:r>
           </w:p>
         </w:tc>
@@ -16398,26 +16398,26 @@
                 <w:b w:val="0"/>
                 <w:sz w:val="17"/>
               </w:rPr>
-              <w:t>order_router.py</w:t>
-            </w:r>
-          </w:p>
-        </w:tc>
-        <w:tc>
-          <w:tcPr>
-            <w:tcW w:w="2076" w:type="dxa"/>
-            <w:vAlign w:val="center"/>
-          </w:tcPr>
-          <w:p>
-            <w:pPr>
-              <w:jc w:val="center"/>
-            </w:pPr>
-            <w:r>
-              <w:rPr>
-                <w:rFonts w:ascii="Times New Roman" w:hAnsi="Times New Roman" w:eastAsia="宋体"/>
-                <w:b w:val="0"/>
-                <w:sz w:val="17"/>
-              </w:rPr>
-              <w:t>Python</w:t>
+              <w:t>order_router.java</w:t>
+            </w:r>
+          </w:p>
+        </w:tc>
+        <w:tc>
+          <w:tcPr>
+            <w:tcW w:w="2076" w:type="dxa"/>
+            <w:vAlign w:val="center"/>
+          </w:tcPr>
+          <w:p>
+            <w:pPr>
+              <w:jc w:val="center"/>
+            </w:pPr>
+            <w:r>
+              <w:rPr>
+                <w:rFonts w:ascii="Times New Roman" w:hAnsi="Times New Roman" w:eastAsia="宋体"/>
+                <w:b w:val="0"/>
+                <w:sz w:val="17"/>
+              </w:rPr>
+              <w:t>Java</w:t>
             </w:r>
           </w:p>
         </w:tc>
@@ -17409,26 +17409,26 @@
                 <w:b w:val="0"/>
                 <w:sz w:val="17"/>
               </w:rPr>
-              <w:t>analytics_service.py</w:t>
-            </w:r>
-          </w:p>
-        </w:tc>
-        <w:tc>
-          <w:tcPr>
-            <w:tcW w:w="2076" w:type="dxa"/>
-            <w:vAlign w:val="center"/>
-          </w:tcPr>
-          <w:p>
-            <w:pPr>
-              <w:jc w:val="center"/>
-            </w:pPr>
-            <w:r>
-              <w:rPr>
-                <w:rFonts w:ascii="Times New Roman" w:hAnsi="Times New Roman" w:eastAsia="宋体"/>
-                <w:b w:val="0"/>
-                <w:sz w:val="17"/>
-              </w:rPr>
-              <w:t>Python</w:t>
+              <w:t>analytics_service.java</w:t>
+            </w:r>
+          </w:p>
+        </w:tc>
+        <w:tc>
+          <w:tcPr>
+            <w:tcW w:w="2076" w:type="dxa"/>
+            <w:vAlign w:val="center"/>
+          </w:tcPr>
+          <w:p>
+            <w:pPr>
+              <w:jc w:val="center"/>
+            </w:pPr>
+            <w:r>
+              <w:rPr>
+                <w:rFonts w:ascii="Times New Roman" w:hAnsi="Times New Roman" w:eastAsia="宋体"/>
+                <w:b w:val="0"/>
+                <w:sz w:val="17"/>
+              </w:rPr>
+              <w:t>Java</w:t>
             </w:r>
           </w:p>
         </w:tc>
@@ -17503,26 +17503,26 @@
                 <w:b w:val="0"/>
                 <w:sz w:val="17"/>
               </w:rPr>
-              <w:t>analytics_snapshot.py</w:t>
-            </w:r>
-          </w:p>
-        </w:tc>
-        <w:tc>
-          <w:tcPr>
-            <w:tcW w:w="2076" w:type="dxa"/>
-            <w:vAlign w:val="center"/>
-          </w:tcPr>
-          <w:p>
-            <w:pPr>
-              <w:jc w:val="center"/>
-            </w:pPr>
-            <w:r>
-              <w:rPr>
-                <w:rFonts w:ascii="Times New Roman" w:hAnsi="Times New Roman" w:eastAsia="宋体"/>
-                <w:b w:val="0"/>
-                <w:sz w:val="17"/>
-              </w:rPr>
-              <w:t>Python</w:t>
+              <w:t>analytics_snapshot.java</w:t>
+            </w:r>
+          </w:p>
+        </w:tc>
+        <w:tc>
+          <w:tcPr>
+            <w:tcW w:w="2076" w:type="dxa"/>
+            <w:vAlign w:val="center"/>
+          </w:tcPr>
+          <w:p>
+            <w:pPr>
+              <w:jc w:val="center"/>
+            </w:pPr>
+            <w:r>
+              <w:rPr>
+                <w:rFonts w:ascii="Times New Roman" w:hAnsi="Times New Roman" w:eastAsia="宋体"/>
+                <w:b w:val="0"/>
+                <w:sz w:val="17"/>
+              </w:rPr>
+              <w:t>Java</w:t>
             </w:r>
           </w:p>
         </w:tc>
@@ -17597,26 +17597,26 @@
                 <w:b w:val="0"/>
                 <w:sz w:val="17"/>
               </w:rPr>
-              <w:t>analytics_router.py</w:t>
-            </w:r>
-          </w:p>
-        </w:tc>
-        <w:tc>
-          <w:tcPr>
-            <w:tcW w:w="2076" w:type="dxa"/>
-            <w:vAlign w:val="center"/>
-          </w:tcPr>
-          <w:p>
-            <w:pPr>
-              <w:jc w:val="center"/>
-            </w:pPr>
-            <w:r>
-              <w:rPr>
-                <w:rFonts w:ascii="Times New Roman" w:hAnsi="Times New Roman" w:eastAsia="宋体"/>
-                <w:b w:val="0"/>
-                <w:sz w:val="17"/>
-              </w:rPr>
-              <w:t>Python</w:t>
+              <w:t>analytics_router.java</w:t>
+            </w:r>
+          </w:p>
+        </w:tc>
+        <w:tc>
+          <w:tcPr>
+            <w:tcW w:w="2076" w:type="dxa"/>
+            <w:vAlign w:val="center"/>
+          </w:tcPr>
+          <w:p>
+            <w:pPr>
+              <w:jc w:val="center"/>
+            </w:pPr>
+            <w:r>
+              <w:rPr>
+                <w:rFonts w:ascii="Times New Roman" w:hAnsi="Times New Roman" w:eastAsia="宋体"/>
+                <w:b w:val="0"/>
+                <w:sz w:val="17"/>
+              </w:rPr>
+              <w:t>Java</w:t>
             </w:r>
           </w:p>
         </w:tc>
@@ -18608,26 +18608,26 @@
                 <w:b w:val="0"/>
                 <w:sz w:val="17"/>
               </w:rPr>
-              <w:t>pricing_service.py</w:t>
-            </w:r>
-          </w:p>
-        </w:tc>
-        <w:tc>
-          <w:tcPr>
-            <w:tcW w:w="2076" w:type="dxa"/>
-            <w:vAlign w:val="center"/>
-          </w:tcPr>
-          <w:p>
-            <w:pPr>
-              <w:jc w:val="center"/>
-            </w:pPr>
-            <w:r>
-              <w:rPr>
-                <w:rFonts w:ascii="Times New Roman" w:hAnsi="Times New Roman" w:eastAsia="宋体"/>
-                <w:b w:val="0"/>
-                <w:sz w:val="17"/>
-              </w:rPr>
-              <w:t>Python</w:t>
+              <w:t>pricing_service.java</w:t>
+            </w:r>
+          </w:p>
+        </w:tc>
+        <w:tc>
+          <w:tcPr>
+            <w:tcW w:w="2076" w:type="dxa"/>
+            <w:vAlign w:val="center"/>
+          </w:tcPr>
+          <w:p>
+            <w:pPr>
+              <w:jc w:val="center"/>
+            </w:pPr>
+            <w:r>
+              <w:rPr>
+                <w:rFonts w:ascii="Times New Roman" w:hAnsi="Times New Roman" w:eastAsia="宋体"/>
+                <w:b w:val="0"/>
+                <w:sz w:val="17"/>
+              </w:rPr>
+              <w:t>Java</w:t>
             </w:r>
           </w:p>
         </w:tc>
@@ -18702,26 +18702,26 @@
                 <w:b w:val="0"/>
                 <w:sz w:val="17"/>
               </w:rPr>
-              <w:t>pricing_rule.py</w:t>
-            </w:r>
-          </w:p>
-        </w:tc>
-        <w:tc>
-          <w:tcPr>
-            <w:tcW w:w="2076" w:type="dxa"/>
-            <w:vAlign w:val="center"/>
-          </w:tcPr>
-          <w:p>
-            <w:pPr>
-              <w:jc w:val="center"/>
-            </w:pPr>
-            <w:r>
-              <w:rPr>
-                <w:rFonts w:ascii="Times New Roman" w:hAnsi="Times New Roman" w:eastAsia="宋体"/>
-                <w:b w:val="0"/>
-                <w:sz w:val="17"/>
-              </w:rPr>
-              <w:t>Python</w:t>
+              <w:t>pricing_rule.java</w:t>
+            </w:r>
+          </w:p>
+        </w:tc>
+        <w:tc>
+          <w:tcPr>
+            <w:tcW w:w="2076" w:type="dxa"/>
+            <w:vAlign w:val="center"/>
+          </w:tcPr>
+          <w:p>
+            <w:pPr>
+              <w:jc w:val="center"/>
+            </w:pPr>
+            <w:r>
+              <w:rPr>
+                <w:rFonts w:ascii="Times New Roman" w:hAnsi="Times New Roman" w:eastAsia="宋体"/>
+                <w:b w:val="0"/>
+                <w:sz w:val="17"/>
+              </w:rPr>
+              <w:t>Java</w:t>
             </w:r>
           </w:p>
         </w:tc>
@@ -18796,26 +18796,26 @@
                 <w:b w:val="0"/>
                 <w:sz w:val="17"/>
               </w:rPr>
-              <w:t>pricing_log.py</w:t>
-            </w:r>
-          </w:p>
-        </w:tc>
-        <w:tc>
-          <w:tcPr>
-            <w:tcW w:w="2076" w:type="dxa"/>
-            <w:vAlign w:val="center"/>
-          </w:tcPr>
-          <w:p>
-            <w:pPr>
-              <w:jc w:val="center"/>
-            </w:pPr>
-            <w:r>
-              <w:rPr>
-                <w:rFonts w:ascii="Times New Roman" w:hAnsi="Times New Roman" w:eastAsia="宋体"/>
-                <w:b w:val="0"/>
-                <w:sz w:val="17"/>
-              </w:rPr>
-              <w:t>Python</w:t>
+              <w:t>pricing_log.java</w:t>
+            </w:r>
+          </w:p>
+        </w:tc>
+        <w:tc>
+          <w:tcPr>
+            <w:tcW w:w="2076" w:type="dxa"/>
+            <w:vAlign w:val="center"/>
+          </w:tcPr>
+          <w:p>
+            <w:pPr>
+              <w:jc w:val="center"/>
+            </w:pPr>
+            <w:r>
+              <w:rPr>
+                <w:rFonts w:ascii="Times New Roman" w:hAnsi="Times New Roman" w:eastAsia="宋体"/>
+                <w:b w:val="0"/>
+                <w:sz w:val="17"/>
+              </w:rPr>
+              <w:t>Java</w:t>
             </w:r>
           </w:p>
         </w:tc>
@@ -18890,26 +18890,26 @@
                 <w:b w:val="0"/>
                 <w:sz w:val="17"/>
               </w:rPr>
-              <w:t>pricing_router.py</w:t>
-            </w:r>
-          </w:p>
-        </w:tc>
-        <w:tc>
-          <w:tcPr>
-            <w:tcW w:w="2076" w:type="dxa"/>
-            <w:vAlign w:val="center"/>
-          </w:tcPr>
-          <w:p>
-            <w:pPr>
-              <w:jc w:val="center"/>
-            </w:pPr>
-            <w:r>
-              <w:rPr>
-                <w:rFonts w:ascii="Times New Roman" w:hAnsi="Times New Roman" w:eastAsia="宋体"/>
-                <w:b w:val="0"/>
-                <w:sz w:val="17"/>
-              </w:rPr>
-              <w:t>Python</w:t>
+              <w:t>pricing_router.java</w:t>
+            </w:r>
+          </w:p>
+        </w:tc>
+        <w:tc>
+          <w:tcPr>
+            <w:tcW w:w="2076" w:type="dxa"/>
+            <w:vAlign w:val="center"/>
+          </w:tcPr>
+          <w:p>
+            <w:pPr>
+              <w:jc w:val="center"/>
+            </w:pPr>
+            <w:r>
+              <w:rPr>
+                <w:rFonts w:ascii="Times New Roman" w:hAnsi="Times New Roman" w:eastAsia="宋体"/>
+                <w:b w:val="0"/>
+                <w:sz w:val="17"/>
+              </w:rPr>
+              <w:t>Java</w:t>
             </w:r>
           </w:p>
         </w:tc>
@@ -19901,26 +19901,26 @@
                 <w:b w:val="0"/>
                 <w:sz w:val="17"/>
               </w:rPr>
-              <w:t>shared_spot_service.py</w:t>
-            </w:r>
-          </w:p>
-        </w:tc>
-        <w:tc>
-          <w:tcPr>
-            <w:tcW w:w="2076" w:type="dxa"/>
-            <w:vAlign w:val="center"/>
-          </w:tcPr>
-          <w:p>
-            <w:pPr>
-              <w:jc w:val="center"/>
-            </w:pPr>
-            <w:r>
-              <w:rPr>
-                <w:rFonts w:ascii="Times New Roman" w:hAnsi="Times New Roman" w:eastAsia="宋体"/>
-                <w:b w:val="0"/>
-                <w:sz w:val="17"/>
-              </w:rPr>
-              <w:t>Python</w:t>
+              <w:t>shared_spot_service.java</w:t>
+            </w:r>
+          </w:p>
+        </w:tc>
+        <w:tc>
+          <w:tcPr>
+            <w:tcW w:w="2076" w:type="dxa"/>
+            <w:vAlign w:val="center"/>
+          </w:tcPr>
+          <w:p>
+            <w:pPr>
+              <w:jc w:val="center"/>
+            </w:pPr>
+            <w:r>
+              <w:rPr>
+                <w:rFonts w:ascii="Times New Roman" w:hAnsi="Times New Roman" w:eastAsia="宋体"/>
+                <w:b w:val="0"/>
+                <w:sz w:val="17"/>
+              </w:rPr>
+              <w:t>Java</w:t>
             </w:r>
           </w:p>
         </w:tc>
@@ -19995,26 +19995,26 @@
                 <w:b w:val="0"/>
                 <w:sz w:val="17"/>
               </w:rPr>
-              <w:t>shared_spot.py</w:t>
-            </w:r>
-          </w:p>
-        </w:tc>
-        <w:tc>
-          <w:tcPr>
-            <w:tcW w:w="2076" w:type="dxa"/>
-            <w:vAlign w:val="center"/>
-          </w:tcPr>
-          <w:p>
-            <w:pPr>
-              <w:jc w:val="center"/>
-            </w:pPr>
-            <w:r>
-              <w:rPr>
-                <w:rFonts w:ascii="Times New Roman" w:hAnsi="Times New Roman" w:eastAsia="宋体"/>
-                <w:b w:val="0"/>
-                <w:sz w:val="17"/>
-              </w:rPr>
-              <w:t>Python</w:t>
+              <w:t>shared_spot.java</w:t>
+            </w:r>
+          </w:p>
+        </w:tc>
+        <w:tc>
+          <w:tcPr>
+            <w:tcW w:w="2076" w:type="dxa"/>
+            <w:vAlign w:val="center"/>
+          </w:tcPr>
+          <w:p>
+            <w:pPr>
+              <w:jc w:val="center"/>
+            </w:pPr>
+            <w:r>
+              <w:rPr>
+                <w:rFonts w:ascii="Times New Roman" w:hAnsi="Times New Roman" w:eastAsia="宋体"/>
+                <w:b w:val="0"/>
+                <w:sz w:val="17"/>
+              </w:rPr>
+              <w:t>Java</w:t>
             </w:r>
           </w:p>
         </w:tc>
@@ -20089,26 +20089,26 @@
                 <w:b w:val="0"/>
                 <w:sz w:val="17"/>
               </w:rPr>
-              <w:t>shared_spot_router.py</w:t>
-            </w:r>
-          </w:p>
-        </w:tc>
-        <w:tc>
-          <w:tcPr>
-            <w:tcW w:w="2076" w:type="dxa"/>
-            <w:vAlign w:val="center"/>
-          </w:tcPr>
-          <w:p>
-            <w:pPr>
-              <w:jc w:val="center"/>
-            </w:pPr>
-            <w:r>
-              <w:rPr>
-                <w:rFonts w:ascii="Times New Roman" w:hAnsi="Times New Roman" w:eastAsia="宋体"/>
-                <w:b w:val="0"/>
-                <w:sz w:val="17"/>
-              </w:rPr>
-              <w:t>Python</w:t>
+              <w:t>shared_spot_router.java</w:t>
+            </w:r>
+          </w:p>
+        </w:tc>
+        <w:tc>
+          <w:tcPr>
+            <w:tcW w:w="2076" w:type="dxa"/>
+            <w:vAlign w:val="center"/>
+          </w:tcPr>
+          <w:p>
+            <w:pPr>
+              <w:jc w:val="center"/>
+            </w:pPr>
+            <w:r>
+              <w:rPr>
+                <w:rFonts w:ascii="Times New Roman" w:hAnsi="Times New Roman" w:eastAsia="宋体"/>
+                <w:b w:val="0"/>
+                <w:sz w:val="17"/>
+              </w:rPr>
+              <w:t>Java</w:t>
             </w:r>
           </w:p>
         </w:tc>
@@ -21100,26 +21100,26 @@
                 <w:b w:val="0"/>
                 <w:sz w:val="17"/>
               </w:rPr>
-              <w:t>charging_service.py</w:t>
-            </w:r>
-          </w:p>
-        </w:tc>
-        <w:tc>
-          <w:tcPr>
-            <w:tcW w:w="2076" w:type="dxa"/>
-            <w:vAlign w:val="center"/>
-          </w:tcPr>
-          <w:p>
-            <w:pPr>
-              <w:jc w:val="center"/>
-            </w:pPr>
-            <w:r>
-              <w:rPr>
-                <w:rFonts w:ascii="Times New Roman" w:hAnsi="Times New Roman" w:eastAsia="宋体"/>
-                <w:b w:val="0"/>
-                <w:sz w:val="17"/>
-              </w:rPr>
-              <w:t>Python</w:t>
+              <w:t>charging_service.java</w:t>
+            </w:r>
+          </w:p>
+        </w:tc>
+        <w:tc>
+          <w:tcPr>
+            <w:tcW w:w="2076" w:type="dxa"/>
+            <w:vAlign w:val="center"/>
+          </w:tcPr>
+          <w:p>
+            <w:pPr>
+              <w:jc w:val="center"/>
+            </w:pPr>
+            <w:r>
+              <w:rPr>
+                <w:rFonts w:ascii="Times New Roman" w:hAnsi="Times New Roman" w:eastAsia="宋体"/>
+                <w:b w:val="0"/>
+                <w:sz w:val="17"/>
+              </w:rPr>
+              <w:t>Java</w:t>
             </w:r>
           </w:p>
         </w:tc>
@@ -21194,26 +21194,26 @@
                 <w:b w:val="0"/>
                 <w:sz w:val="17"/>
               </w:rPr>
-              <w:t>charging_pile.py</w:t>
-            </w:r>
-          </w:p>
-        </w:tc>
-        <w:tc>
-          <w:tcPr>
-            <w:tcW w:w="2076" w:type="dxa"/>
-            <w:vAlign w:val="center"/>
-          </w:tcPr>
-          <w:p>
-            <w:pPr>
-              <w:jc w:val="center"/>
-            </w:pPr>
-            <w:r>
-              <w:rPr>
-                <w:rFonts w:ascii="Times New Roman" w:hAnsi="Times New Roman" w:eastAsia="宋体"/>
-                <w:b w:val="0"/>
-                <w:sz w:val="17"/>
-              </w:rPr>
-              <w:t>Python</w:t>
+              <w:t>charging_pile.java</w:t>
+            </w:r>
+          </w:p>
+        </w:tc>
+        <w:tc>
+          <w:tcPr>
+            <w:tcW w:w="2076" w:type="dxa"/>
+            <w:vAlign w:val="center"/>
+          </w:tcPr>
+          <w:p>
+            <w:pPr>
+              <w:jc w:val="center"/>
+            </w:pPr>
+            <w:r>
+              <w:rPr>
+                <w:rFonts w:ascii="Times New Roman" w:hAnsi="Times New Roman" w:eastAsia="宋体"/>
+                <w:b w:val="0"/>
+                <w:sz w:val="17"/>
+              </w:rPr>
+              <w:t>Java</w:t>
             </w:r>
           </w:p>
         </w:tc>
@@ -21288,26 +21288,26 @@
                 <w:b w:val="0"/>
                 <w:sz w:val="17"/>
               </w:rPr>
-              <w:t>charging_router.py</w:t>
-            </w:r>
-          </w:p>
-        </w:tc>
-        <w:tc>
-          <w:tcPr>
-            <w:tcW w:w="2076" w:type="dxa"/>
-            <w:vAlign w:val="center"/>
-          </w:tcPr>
-          <w:p>
-            <w:pPr>
-              <w:jc w:val="center"/>
-            </w:pPr>
-            <w:r>
-              <w:rPr>
-                <w:rFonts w:ascii="Times New Roman" w:hAnsi="Times New Roman" w:eastAsia="宋体"/>
-                <w:b w:val="0"/>
-                <w:sz w:val="17"/>
-              </w:rPr>
-              <w:t>Python</w:t>
+              <w:t>charging_router.java</w:t>
+            </w:r>
+          </w:p>
+        </w:tc>
+        <w:tc>
+          <w:tcPr>
+            <w:tcW w:w="2076" w:type="dxa"/>
+            <w:vAlign w:val="center"/>
+          </w:tcPr>
+          <w:p>
+            <w:pPr>
+              <w:jc w:val="center"/>
+            </w:pPr>
+            <w:r>
+              <w:rPr>
+                <w:rFonts w:ascii="Times New Roman" w:hAnsi="Times New Roman" w:eastAsia="宋体"/>
+                <w:b w:val="0"/>
+                <w:sz w:val="17"/>
+              </w:rPr>
+              <w:t>Java</w:t>
             </w:r>
           </w:p>
         </w:tc>
@@ -22299,26 +22299,26 @@
                 <w:b w:val="0"/>
                 <w:sz w:val="17"/>
               </w:rPr>
-              <w:t>violation_service.py</w:t>
-            </w:r>
-          </w:p>
-        </w:tc>
-        <w:tc>
-          <w:tcPr>
-            <w:tcW w:w="2076" w:type="dxa"/>
-            <w:vAlign w:val="center"/>
-          </w:tcPr>
-          <w:p>
-            <w:pPr>
-              <w:jc w:val="center"/>
-            </w:pPr>
-            <w:r>
-              <w:rPr>
-                <w:rFonts w:ascii="Times New Roman" w:hAnsi="Times New Roman" w:eastAsia="宋体"/>
-                <w:b w:val="0"/>
-                <w:sz w:val="17"/>
-              </w:rPr>
-              <w:t>Python</w:t>
+              <w:t>violation_service.java</w:t>
+            </w:r>
+          </w:p>
+        </w:tc>
+        <w:tc>
+          <w:tcPr>
+            <w:tcW w:w="2076" w:type="dxa"/>
+            <w:vAlign w:val="center"/>
+          </w:tcPr>
+          <w:p>
+            <w:pPr>
+              <w:jc w:val="center"/>
+            </w:pPr>
+            <w:r>
+              <w:rPr>
+                <w:rFonts w:ascii="Times New Roman" w:hAnsi="Times New Roman" w:eastAsia="宋体"/>
+                <w:b w:val="0"/>
+                <w:sz w:val="17"/>
+              </w:rPr>
+              <w:t>Java</w:t>
             </w:r>
           </w:p>
         </w:tc>
@@ -22393,26 +22393,26 @@
                 <w:b w:val="0"/>
                 <w:sz w:val="17"/>
               </w:rPr>
-              <w:t>review_log.py</w:t>
-            </w:r>
-          </w:p>
-        </w:tc>
-        <w:tc>
-          <w:tcPr>
-            <w:tcW w:w="2076" w:type="dxa"/>
-            <w:vAlign w:val="center"/>
-          </w:tcPr>
-          <w:p>
-            <w:pPr>
-              <w:jc w:val="center"/>
-            </w:pPr>
-            <w:r>
-              <w:rPr>
-                <w:rFonts w:ascii="Times New Roman" w:hAnsi="Times New Roman" w:eastAsia="宋体"/>
-                <w:b w:val="0"/>
-                <w:sz w:val="17"/>
-              </w:rPr>
-              <w:t>Python</w:t>
+              <w:t>review_log.java</w:t>
+            </w:r>
+          </w:p>
+        </w:tc>
+        <w:tc>
+          <w:tcPr>
+            <w:tcW w:w="2076" w:type="dxa"/>
+            <w:vAlign w:val="center"/>
+          </w:tcPr>
+          <w:p>
+            <w:pPr>
+              <w:jc w:val="center"/>
+            </w:pPr>
+            <w:r>
+              <w:rPr>
+                <w:rFonts w:ascii="Times New Roman" w:hAnsi="Times New Roman" w:eastAsia="宋体"/>
+                <w:b w:val="0"/>
+                <w:sz w:val="17"/>
+              </w:rPr>
+              <w:t>Java</w:t>
             </w:r>
           </w:p>
         </w:tc>
@@ -22487,26 +22487,26 @@
                 <w:b w:val="0"/>
                 <w:sz w:val="17"/>
               </w:rPr>
-              <w:t>violation.py</w:t>
-            </w:r>
-          </w:p>
-        </w:tc>
-        <w:tc>
-          <w:tcPr>
-            <w:tcW w:w="2076" w:type="dxa"/>
-            <w:vAlign w:val="center"/>
-          </w:tcPr>
-          <w:p>
-            <w:pPr>
-              <w:jc w:val="center"/>
-            </w:pPr>
-            <w:r>
-              <w:rPr>
-                <w:rFonts w:ascii="Times New Roman" w:hAnsi="Times New Roman" w:eastAsia="宋体"/>
-                <w:b w:val="0"/>
-                <w:sz w:val="17"/>
-              </w:rPr>
-              <w:t>Python</w:t>
+              <w:t>violation.java</w:t>
+            </w:r>
+          </w:p>
+        </w:tc>
+        <w:tc>
+          <w:tcPr>
+            <w:tcW w:w="2076" w:type="dxa"/>
+            <w:vAlign w:val="center"/>
+          </w:tcPr>
+          <w:p>
+            <w:pPr>
+              <w:jc w:val="center"/>
+            </w:pPr>
+            <w:r>
+              <w:rPr>
+                <w:rFonts w:ascii="Times New Roman" w:hAnsi="Times New Roman" w:eastAsia="宋体"/>
+                <w:b w:val="0"/>
+                <w:sz w:val="17"/>
+              </w:rPr>
+              <w:t>Java</w:t>
             </w:r>
           </w:p>
         </w:tc>
@@ -22581,26 +22581,26 @@
                 <w:b w:val="0"/>
                 <w:sz w:val="17"/>
               </w:rPr>
-              <w:t>violation_router.py</w:t>
-            </w:r>
-          </w:p>
-        </w:tc>
-        <w:tc>
-          <w:tcPr>
-            <w:tcW w:w="2076" w:type="dxa"/>
-            <w:vAlign w:val="center"/>
-          </w:tcPr>
-          <w:p>
-            <w:pPr>
-              <w:jc w:val="center"/>
-            </w:pPr>
-            <w:r>
-              <w:rPr>
-                <w:rFonts w:ascii="Times New Roman" w:hAnsi="Times New Roman" w:eastAsia="宋体"/>
-                <w:b w:val="0"/>
-                <w:sz w:val="17"/>
-              </w:rPr>
-              <w:t>Python</w:t>
+              <w:t>violation_router.java</w:t>
+            </w:r>
+          </w:p>
+        </w:tc>
+        <w:tc>
+          <w:tcPr>
+            <w:tcW w:w="2076" w:type="dxa"/>
+            <w:vAlign w:val="center"/>
+          </w:tcPr>
+          <w:p>
+            <w:pPr>
+              <w:jc w:val="center"/>
+            </w:pPr>
+            <w:r>
+              <w:rPr>
+                <w:rFonts w:ascii="Times New Roman" w:hAnsi="Times New Roman" w:eastAsia="宋体"/>
+                <w:b w:val="0"/>
+                <w:sz w:val="17"/>
+              </w:rPr>
+              <w:t>Java</w:t>
             </w:r>
           </w:p>
         </w:tc>
@@ -23592,26 +23592,26 @@
                 <w:b w:val="0"/>
                 <w:sz w:val="17"/>
               </w:rPr>
-              <w:t>monthly_card_service.py</w:t>
-            </w:r>
-          </w:p>
-        </w:tc>
-        <w:tc>
-          <w:tcPr>
-            <w:tcW w:w="2076" w:type="dxa"/>
-            <w:vAlign w:val="center"/>
-          </w:tcPr>
-          <w:p>
-            <w:pPr>
-              <w:jc w:val="center"/>
-            </w:pPr>
-            <w:r>
-              <w:rPr>
-                <w:rFonts w:ascii="Times New Roman" w:hAnsi="Times New Roman" w:eastAsia="宋体"/>
-                <w:b w:val="0"/>
-                <w:sz w:val="17"/>
-              </w:rPr>
-              <w:t>Python</w:t>
+              <w:t>monthly_card_service.java</w:t>
+            </w:r>
+          </w:p>
+        </w:tc>
+        <w:tc>
+          <w:tcPr>
+            <w:tcW w:w="2076" w:type="dxa"/>
+            <w:vAlign w:val="center"/>
+          </w:tcPr>
+          <w:p>
+            <w:pPr>
+              <w:jc w:val="center"/>
+            </w:pPr>
+            <w:r>
+              <w:rPr>
+                <w:rFonts w:ascii="Times New Roman" w:hAnsi="Times New Roman" w:eastAsia="宋体"/>
+                <w:b w:val="0"/>
+                <w:sz w:val="17"/>
+              </w:rPr>
+              <w:t>Java</w:t>
             </w:r>
           </w:p>
         </w:tc>
@@ -23686,26 +23686,26 @@
                 <w:b w:val="0"/>
                 <w:sz w:val="17"/>
               </w:rPr>
-              <w:t>monthly_card.py</w:t>
-            </w:r>
-          </w:p>
-        </w:tc>
-        <w:tc>
-          <w:tcPr>
-            <w:tcW w:w="2076" w:type="dxa"/>
-            <w:vAlign w:val="center"/>
-          </w:tcPr>
-          <w:p>
-            <w:pPr>
-              <w:jc w:val="center"/>
-            </w:pPr>
-            <w:r>
-              <w:rPr>
-                <w:rFonts w:ascii="Times New Roman" w:hAnsi="Times New Roman" w:eastAsia="宋体"/>
-                <w:b w:val="0"/>
-                <w:sz w:val="17"/>
-              </w:rPr>
-              <w:t>Python</w:t>
+              <w:t>monthly_card.java</w:t>
+            </w:r>
+          </w:p>
+        </w:tc>
+        <w:tc>
+          <w:tcPr>
+            <w:tcW w:w="2076" w:type="dxa"/>
+            <w:vAlign w:val="center"/>
+          </w:tcPr>
+          <w:p>
+            <w:pPr>
+              <w:jc w:val="center"/>
+            </w:pPr>
+            <w:r>
+              <w:rPr>
+                <w:rFonts w:ascii="Times New Roman" w:hAnsi="Times New Roman" w:eastAsia="宋体"/>
+                <w:b w:val="0"/>
+                <w:sz w:val="17"/>
+              </w:rPr>
+              <w:t>Java</w:t>
             </w:r>
           </w:p>
         </w:tc>
@@ -23780,26 +23780,26 @@
                 <w:b w:val="0"/>
                 <w:sz w:val="17"/>
               </w:rPr>
-              <w:t>monthly_card_router.py</w:t>
-            </w:r>
-          </w:p>
-        </w:tc>
-        <w:tc>
-          <w:tcPr>
-            <w:tcW w:w="2076" w:type="dxa"/>
-            <w:vAlign w:val="center"/>
-          </w:tcPr>
-          <w:p>
-            <w:pPr>
-              <w:jc w:val="center"/>
-            </w:pPr>
-            <w:r>
-              <w:rPr>
-                <w:rFonts w:ascii="Times New Roman" w:hAnsi="Times New Roman" w:eastAsia="宋体"/>
-                <w:b w:val="0"/>
-                <w:sz w:val="17"/>
-              </w:rPr>
-              <w:t>Python</w:t>
+              <w:t>monthly_card_router.java</w:t>
+            </w:r>
+          </w:p>
+        </w:tc>
+        <w:tc>
+          <w:tcPr>
+            <w:tcW w:w="2076" w:type="dxa"/>
+            <w:vAlign w:val="center"/>
+          </w:tcPr>
+          <w:p>
+            <w:pPr>
+              <w:jc w:val="center"/>
+            </w:pPr>
+            <w:r>
+              <w:rPr>
+                <w:rFonts w:ascii="Times New Roman" w:hAnsi="Times New Roman" w:eastAsia="宋体"/>
+                <w:b w:val="0"/>
+                <w:sz w:val="17"/>
+              </w:rPr>
+              <w:t>Java</w:t>
             </w:r>
           </w:p>
         </w:tc>
@@ -24804,26 +24804,26 @@
                 <w:b w:val="0"/>
                 <w:sz w:val="17"/>
               </w:rPr>
-              <w:t>admin_service.py</w:t>
-            </w:r>
-          </w:p>
-        </w:tc>
-        <w:tc>
-          <w:tcPr>
-            <w:tcW w:w="2076" w:type="dxa"/>
-            <w:vAlign w:val="center"/>
-          </w:tcPr>
-          <w:p>
-            <w:pPr>
-              <w:jc w:val="center"/>
-            </w:pPr>
-            <w:r>
-              <w:rPr>
-                <w:rFonts w:ascii="Times New Roman" w:hAnsi="Times New Roman" w:eastAsia="宋体"/>
-                <w:b w:val="0"/>
-                <w:sz w:val="17"/>
-              </w:rPr>
-              <w:t>Python</w:t>
+              <w:t>admin_service.java</w:t>
+            </w:r>
+          </w:p>
+        </w:tc>
+        <w:tc>
+          <w:tcPr>
+            <w:tcW w:w="2076" w:type="dxa"/>
+            <w:vAlign w:val="center"/>
+          </w:tcPr>
+          <w:p>
+            <w:pPr>
+              <w:jc w:val="center"/>
+            </w:pPr>
+            <w:r>
+              <w:rPr>
+                <w:rFonts w:ascii="Times New Roman" w:hAnsi="Times New Roman" w:eastAsia="宋体"/>
+                <w:b w:val="0"/>
+                <w:sz w:val="17"/>
+              </w:rPr>
+              <w:t>Java</w:t>
             </w:r>
           </w:p>
         </w:tc>
@@ -24898,26 +24898,26 @@
                 <w:b w:val="0"/>
                 <w:sz w:val="17"/>
               </w:rPr>
-              <w:t>admin_router.py</w:t>
-            </w:r>
-          </w:p>
-        </w:tc>
-        <w:tc>
-          <w:tcPr>
-            <w:tcW w:w="2076" w:type="dxa"/>
-            <w:vAlign w:val="center"/>
-          </w:tcPr>
-          <w:p>
-            <w:pPr>
-              <w:jc w:val="center"/>
-            </w:pPr>
-            <w:r>
-              <w:rPr>
-                <w:rFonts w:ascii="Times New Roman" w:hAnsi="Times New Roman" w:eastAsia="宋体"/>
-                <w:b w:val="0"/>
-                <w:sz w:val="17"/>
-              </w:rPr>
-              <w:t>Python</w:t>
+              <w:t>admin_router.java</w:t>
+            </w:r>
+          </w:p>
+        </w:tc>
+        <w:tc>
+          <w:tcPr>
+            <w:tcW w:w="2076" w:type="dxa"/>
+            <w:vAlign w:val="center"/>
+          </w:tcPr>
+          <w:p>
+            <w:pPr>
+              <w:jc w:val="center"/>
+            </w:pPr>
+            <w:r>
+              <w:rPr>
+                <w:rFonts w:ascii="Times New Roman" w:hAnsi="Times New Roman" w:eastAsia="宋体"/>
+                <w:b w:val="0"/>
+                <w:sz w:val="17"/>
+              </w:rPr>
+              <w:t>Java</w:t>
             </w:r>
           </w:p>
         </w:tc>
@@ -26016,26 +26016,26 @@
                 <w:b w:val="0"/>
                 <w:sz w:val="17"/>
               </w:rPr>
-              <w:t>user_portal_service.py</w:t>
-            </w:r>
-          </w:p>
-        </w:tc>
-        <w:tc>
-          <w:tcPr>
-            <w:tcW w:w="2076" w:type="dxa"/>
-            <w:vAlign w:val="center"/>
-          </w:tcPr>
-          <w:p>
-            <w:pPr>
-              <w:jc w:val="center"/>
-            </w:pPr>
-            <w:r>
-              <w:rPr>
-                <w:rFonts w:ascii="Times New Roman" w:hAnsi="Times New Roman" w:eastAsia="宋体"/>
-                <w:b w:val="0"/>
-                <w:sz w:val="17"/>
-              </w:rPr>
-              <w:t>Python</w:t>
+              <w:t>user_portal_service.java</w:t>
+            </w:r>
+          </w:p>
+        </w:tc>
+        <w:tc>
+          <w:tcPr>
+            <w:tcW w:w="2076" w:type="dxa"/>
+            <w:vAlign w:val="center"/>
+          </w:tcPr>
+          <w:p>
+            <w:pPr>
+              <w:jc w:val="center"/>
+            </w:pPr>
+            <w:r>
+              <w:rPr>
+                <w:rFonts w:ascii="Times New Roman" w:hAnsi="Times New Roman" w:eastAsia="宋体"/>
+                <w:b w:val="0"/>
+                <w:sz w:val="17"/>
+              </w:rPr>
+              <w:t>Java</w:t>
             </w:r>
           </w:p>
         </w:tc>
@@ -26110,26 +26110,26 @@
                 <w:b w:val="0"/>
                 <w:sz w:val="17"/>
               </w:rPr>
-              <w:t>user_router.py</w:t>
-            </w:r>
-          </w:p>
-        </w:tc>
-        <w:tc>
-          <w:tcPr>
-            <w:tcW w:w="2076" w:type="dxa"/>
-            <w:vAlign w:val="center"/>
-          </w:tcPr>
-          <w:p>
-            <w:pPr>
-              <w:jc w:val="center"/>
-            </w:pPr>
-            <w:r>
-              <w:rPr>
-                <w:rFonts w:ascii="Times New Roman" w:hAnsi="Times New Roman" w:eastAsia="宋体"/>
-                <w:b w:val="0"/>
-                <w:sz w:val="17"/>
-              </w:rPr>
-              <w:t>Python</w:t>
+              <w:t>user_router.java</w:t>
+            </w:r>
+          </w:p>
+        </w:tc>
+        <w:tc>
+          <w:tcPr>
+            <w:tcW w:w="2076" w:type="dxa"/>
+            <w:vAlign w:val="center"/>
+          </w:tcPr>
+          <w:p>
+            <w:pPr>
+              <w:jc w:val="center"/>
+            </w:pPr>
+            <w:r>
+              <w:rPr>
+                <w:rFonts w:ascii="Times New Roman" w:hAnsi="Times New Roman" w:eastAsia="宋体"/>
+                <w:b w:val="0"/>
+                <w:sz w:val="17"/>
+              </w:rPr>
+              <w:t>Java</w:t>
             </w:r>
           </w:p>
         </w:tc>
@@ -27140,26 +27140,26 @@
                 <w:b w:val="0"/>
                 <w:sz w:val="17"/>
               </w:rPr>
-              <w:t>find_car_service.py</w:t>
-            </w:r>
-          </w:p>
-        </w:tc>
-        <w:tc>
-          <w:tcPr>
-            <w:tcW w:w="2076" w:type="dxa"/>
-            <w:vAlign w:val="center"/>
-          </w:tcPr>
-          <w:p>
-            <w:pPr>
-              <w:jc w:val="center"/>
-            </w:pPr>
-            <w:r>
-              <w:rPr>
-                <w:rFonts w:ascii="Times New Roman" w:hAnsi="Times New Roman" w:eastAsia="宋体"/>
-                <w:b w:val="0"/>
-                <w:sz w:val="17"/>
-              </w:rPr>
-              <w:t>Python</w:t>
+              <w:t>find_car_service.java</w:t>
+            </w:r>
+          </w:p>
+        </w:tc>
+        <w:tc>
+          <w:tcPr>
+            <w:tcW w:w="2076" w:type="dxa"/>
+            <w:vAlign w:val="center"/>
+          </w:tcPr>
+          <w:p>
+            <w:pPr>
+              <w:jc w:val="center"/>
+            </w:pPr>
+            <w:r>
+              <w:rPr>
+                <w:rFonts w:ascii="Times New Roman" w:hAnsi="Times New Roman" w:eastAsia="宋体"/>
+                <w:b w:val="0"/>
+                <w:sz w:val="17"/>
+              </w:rPr>
+              <w:t>Java</w:t>
             </w:r>
           </w:p>
         </w:tc>
@@ -27234,26 +27234,26 @@
                 <w:b w:val="0"/>
                 <w:sz w:val="17"/>
               </w:rPr>
-              <w:t>find_car_router.py</w:t>
-            </w:r>
-          </w:p>
-        </w:tc>
-        <w:tc>
-          <w:tcPr>
-            <w:tcW w:w="2076" w:type="dxa"/>
-            <w:vAlign w:val="center"/>
-          </w:tcPr>
-          <w:p>
-            <w:pPr>
-              <w:jc w:val="center"/>
-            </w:pPr>
-            <w:r>
-              <w:rPr>
-                <w:rFonts w:ascii="Times New Roman" w:hAnsi="Times New Roman" w:eastAsia="宋体"/>
-                <w:b w:val="0"/>
-                <w:sz w:val="17"/>
-              </w:rPr>
-              <w:t>Python</w:t>
+              <w:t>find_car_router.java</w:t>
+            </w:r>
+          </w:p>
+        </w:tc>
+        <w:tc>
+          <w:tcPr>
+            <w:tcW w:w="2076" w:type="dxa"/>
+            <w:vAlign w:val="center"/>
+          </w:tcPr>
+          <w:p>
+            <w:pPr>
+              <w:jc w:val="center"/>
+            </w:pPr>
+            <w:r>
+              <w:rPr>
+                <w:rFonts w:ascii="Times New Roman" w:hAnsi="Times New Roman" w:eastAsia="宋体"/>
+                <w:b w:val="0"/>
+                <w:sz w:val="17"/>
+              </w:rPr>
+              <w:t>Java</w:t>
             </w:r>
           </w:p>
         </w:tc>
@@ -28245,26 +28245,26 @@
                 <w:b w:val="0"/>
                 <w:sz w:val="17"/>
               </w:rPr>
-              <w:t>device_service.py</w:t>
-            </w:r>
-          </w:p>
-        </w:tc>
-        <w:tc>
-          <w:tcPr>
-            <w:tcW w:w="2076" w:type="dxa"/>
-            <w:vAlign w:val="center"/>
-          </w:tcPr>
-          <w:p>
-            <w:pPr>
-              <w:jc w:val="center"/>
-            </w:pPr>
-            <w:r>
-              <w:rPr>
-                <w:rFonts w:ascii="Times New Roman" w:hAnsi="Times New Roman" w:eastAsia="宋体"/>
-                <w:b w:val="0"/>
-                <w:sz w:val="17"/>
-              </w:rPr>
-              <w:t>Python</w:t>
+              <w:t>device_service.java</w:t>
+            </w:r>
+          </w:p>
+        </w:tc>
+        <w:tc>
+          <w:tcPr>
+            <w:tcW w:w="2076" w:type="dxa"/>
+            <w:vAlign w:val="center"/>
+          </w:tcPr>
+          <w:p>
+            <w:pPr>
+              <w:jc w:val="center"/>
+            </w:pPr>
+            <w:r>
+              <w:rPr>
+                <w:rFonts w:ascii="Times New Roman" w:hAnsi="Times New Roman" w:eastAsia="宋体"/>
+                <w:b w:val="0"/>
+                <w:sz w:val="17"/>
+              </w:rPr>
+              <w:t>Java</w:t>
             </w:r>
           </w:p>
         </w:tc>
@@ -28339,26 +28339,26 @@
                 <w:b w:val="0"/>
                 <w:sz w:val="17"/>
               </w:rPr>
-              <w:t>device.py</w:t>
-            </w:r>
-          </w:p>
-        </w:tc>
-        <w:tc>
-          <w:tcPr>
-            <w:tcW w:w="2076" w:type="dxa"/>
-            <w:vAlign w:val="center"/>
-          </w:tcPr>
-          <w:p>
-            <w:pPr>
-              <w:jc w:val="center"/>
-            </w:pPr>
-            <w:r>
-              <w:rPr>
-                <w:rFonts w:ascii="Times New Roman" w:hAnsi="Times New Roman" w:eastAsia="宋体"/>
-                <w:b w:val="0"/>
-                <w:sz w:val="17"/>
-              </w:rPr>
-              <w:t>Python</w:t>
+              <w:t>device.java</w:t>
+            </w:r>
+          </w:p>
+        </w:tc>
+        <w:tc>
+          <w:tcPr>
+            <w:tcW w:w="2076" w:type="dxa"/>
+            <w:vAlign w:val="center"/>
+          </w:tcPr>
+          <w:p>
+            <w:pPr>
+              <w:jc w:val="center"/>
+            </w:pPr>
+            <w:r>
+              <w:rPr>
+                <w:rFonts w:ascii="Times New Roman" w:hAnsi="Times New Roman" w:eastAsia="宋体"/>
+                <w:b w:val="0"/>
+                <w:sz w:val="17"/>
+              </w:rPr>
+              <w:t>Java</w:t>
             </w:r>
           </w:p>
         </w:tc>
@@ -28433,26 +28433,26 @@
                 <w:b w:val="0"/>
                 <w:sz w:val="17"/>
               </w:rPr>
-              <w:t>maintenance_log.py</w:t>
-            </w:r>
-          </w:p>
-        </w:tc>
-        <w:tc>
-          <w:tcPr>
-            <w:tcW w:w="2076" w:type="dxa"/>
-            <w:vAlign w:val="center"/>
-          </w:tcPr>
-          <w:p>
-            <w:pPr>
-              <w:jc w:val="center"/>
-            </w:pPr>
-            <w:r>
-              <w:rPr>
-                <w:rFonts w:ascii="Times New Roman" w:hAnsi="Times New Roman" w:eastAsia="宋体"/>
-                <w:b w:val="0"/>
-                <w:sz w:val="17"/>
-              </w:rPr>
-              <w:t>Python</w:t>
+              <w:t>maintenance_log.java</w:t>
+            </w:r>
+          </w:p>
+        </w:tc>
+        <w:tc>
+          <w:tcPr>
+            <w:tcW w:w="2076" w:type="dxa"/>
+            <w:vAlign w:val="center"/>
+          </w:tcPr>
+          <w:p>
+            <w:pPr>
+              <w:jc w:val="center"/>
+            </w:pPr>
+            <w:r>
+              <w:rPr>
+                <w:rFonts w:ascii="Times New Roman" w:hAnsi="Times New Roman" w:eastAsia="宋体"/>
+                <w:b w:val="0"/>
+                <w:sz w:val="17"/>
+              </w:rPr>
+              <w:t>Java</w:t>
             </w:r>
           </w:p>
         </w:tc>
@@ -28527,26 +28527,26 @@
                 <w:b w:val="0"/>
                 <w:sz w:val="17"/>
               </w:rPr>
-              <w:t>device_router.py</w:t>
-            </w:r>
-          </w:p>
-        </w:tc>
-        <w:tc>
-          <w:tcPr>
-            <w:tcW w:w="2076" w:type="dxa"/>
-            <w:vAlign w:val="center"/>
-          </w:tcPr>
-          <w:p>
-            <w:pPr>
-              <w:jc w:val="center"/>
-            </w:pPr>
-            <w:r>
-              <w:rPr>
-                <w:rFonts w:ascii="Times New Roman" w:hAnsi="Times New Roman" w:eastAsia="宋体"/>
-                <w:b w:val="0"/>
-                <w:sz w:val="17"/>
-              </w:rPr>
-              <w:t>Python</w:t>
+              <w:t>device_router.java</w:t>
+            </w:r>
+          </w:p>
+        </w:tc>
+        <w:tc>
+          <w:tcPr>
+            <w:tcW w:w="2076" w:type="dxa"/>
+            <w:vAlign w:val="center"/>
+          </w:tcPr>
+          <w:p>
+            <w:pPr>
+              <w:jc w:val="center"/>
+            </w:pPr>
+            <w:r>
+              <w:rPr>
+                <w:rFonts w:ascii="Times New Roman" w:hAnsi="Times New Roman" w:eastAsia="宋体"/>
+                <w:b w:val="0"/>
+                <w:sz w:val="17"/>
+              </w:rPr>
+              <w:t>Java</w:t>
             </w:r>
           </w:p>
         </w:tc>
@@ -29551,26 +29551,26 @@
                 <w:b w:val="0"/>
                 <w:sz w:val="17"/>
               </w:rPr>
-              <w:t>regulation_service.py</w:t>
-            </w:r>
-          </w:p>
-        </w:tc>
-        <w:tc>
-          <w:tcPr>
-            <w:tcW w:w="2076" w:type="dxa"/>
-            <w:vAlign w:val="center"/>
-          </w:tcPr>
-          <w:p>
-            <w:pPr>
-              <w:jc w:val="center"/>
-            </w:pPr>
-            <w:r>
-              <w:rPr>
-                <w:rFonts w:ascii="Times New Roman" w:hAnsi="Times New Roman" w:eastAsia="宋体"/>
-                <w:b w:val="0"/>
-                <w:sz w:val="17"/>
-              </w:rPr>
-              <w:t>Python</w:t>
+              <w:t>regulation_service.java</w:t>
+            </w:r>
+          </w:p>
+        </w:tc>
+        <w:tc>
+          <w:tcPr>
+            <w:tcW w:w="2076" w:type="dxa"/>
+            <w:vAlign w:val="center"/>
+          </w:tcPr>
+          <w:p>
+            <w:pPr>
+              <w:jc w:val="center"/>
+            </w:pPr>
+            <w:r>
+              <w:rPr>
+                <w:rFonts w:ascii="Times New Roman" w:hAnsi="Times New Roman" w:eastAsia="宋体"/>
+                <w:b w:val="0"/>
+                <w:sz w:val="17"/>
+              </w:rPr>
+              <w:t>Java</w:t>
             </w:r>
           </w:p>
         </w:tc>
@@ -29645,26 +29645,26 @@
                 <w:b w:val="0"/>
                 <w:sz w:val="17"/>
               </w:rPr>
-              <w:t>regulation_router.py</w:t>
-            </w:r>
-          </w:p>
-        </w:tc>
-        <w:tc>
-          <w:tcPr>
-            <w:tcW w:w="2076" w:type="dxa"/>
-            <w:vAlign w:val="center"/>
-          </w:tcPr>
-          <w:p>
-            <w:pPr>
-              <w:jc w:val="center"/>
-            </w:pPr>
-            <w:r>
-              <w:rPr>
-                <w:rFonts w:ascii="Times New Roman" w:hAnsi="Times New Roman" w:eastAsia="宋体"/>
-                <w:b w:val="0"/>
-                <w:sz w:val="17"/>
-              </w:rPr>
-              <w:t>Python</w:t>
+              <w:t>regulation_router.java</w:t>
+            </w:r>
+          </w:p>
+        </w:tc>
+        <w:tc>
+          <w:tcPr>
+            <w:tcW w:w="2076" w:type="dxa"/>
+            <w:vAlign w:val="center"/>
+          </w:tcPr>
+          <w:p>
+            <w:pPr>
+              <w:jc w:val="center"/>
+            </w:pPr>
+            <w:r>
+              <w:rPr>
+                <w:rFonts w:ascii="Times New Roman" w:hAnsi="Times New Roman" w:eastAsia="宋体"/>
+                <w:b w:val="0"/>
+                <w:sz w:val="17"/>
+              </w:rPr>
+              <w:t>Java</w:t>
             </w:r>
           </w:p>
         </w:tc>
@@ -30669,26 +30669,26 @@
                 <w:b w:val="0"/>
                 <w:sz w:val="17"/>
               </w:rPr>
-              <w:t>marketing_service.py</w:t>
-            </w:r>
-          </w:p>
-        </w:tc>
-        <w:tc>
-          <w:tcPr>
-            <w:tcW w:w="2076" w:type="dxa"/>
-            <w:vAlign w:val="center"/>
-          </w:tcPr>
-          <w:p>
-            <w:pPr>
-              <w:jc w:val="center"/>
-            </w:pPr>
-            <w:r>
-              <w:rPr>
-                <w:rFonts w:ascii="Times New Roman" w:hAnsi="Times New Roman" w:eastAsia="宋体"/>
-                <w:b w:val="0"/>
-                <w:sz w:val="17"/>
-              </w:rPr>
-              <w:t>Python</w:t>
+              <w:t>marketing_service.java</w:t>
+            </w:r>
+          </w:p>
+        </w:tc>
+        <w:tc>
+          <w:tcPr>
+            <w:tcW w:w="2076" w:type="dxa"/>
+            <w:vAlign w:val="center"/>
+          </w:tcPr>
+          <w:p>
+            <w:pPr>
+              <w:jc w:val="center"/>
+            </w:pPr>
+            <w:r>
+              <w:rPr>
+                <w:rFonts w:ascii="Times New Roman" w:hAnsi="Times New Roman" w:eastAsia="宋体"/>
+                <w:b w:val="0"/>
+                <w:sz w:val="17"/>
+              </w:rPr>
+              <w:t>Java</w:t>
             </w:r>
           </w:p>
         </w:tc>
@@ -30763,26 +30763,26 @@
                 <w:b w:val="0"/>
                 <w:sz w:val="17"/>
               </w:rPr>
-              <w:t>campaign.py</w:t>
-            </w:r>
-          </w:p>
-        </w:tc>
-        <w:tc>
-          <w:tcPr>
-            <w:tcW w:w="2076" w:type="dxa"/>
-            <w:vAlign w:val="center"/>
-          </w:tcPr>
-          <w:p>
-            <w:pPr>
-              <w:jc w:val="center"/>
-            </w:pPr>
-            <w:r>
-              <w:rPr>
-                <w:rFonts w:ascii="Times New Roman" w:hAnsi="Times New Roman" w:eastAsia="宋体"/>
-                <w:b w:val="0"/>
-                <w:sz w:val="17"/>
-              </w:rPr>
-              <w:t>Python</w:t>
+              <w:t>campaign.java</w:t>
+            </w:r>
+          </w:p>
+        </w:tc>
+        <w:tc>
+          <w:tcPr>
+            <w:tcW w:w="2076" w:type="dxa"/>
+            <w:vAlign w:val="center"/>
+          </w:tcPr>
+          <w:p>
+            <w:pPr>
+              <w:jc w:val="center"/>
+            </w:pPr>
+            <w:r>
+              <w:rPr>
+                <w:rFonts w:ascii="Times New Roman" w:hAnsi="Times New Roman" w:eastAsia="宋体"/>
+                <w:b w:val="0"/>
+                <w:sz w:val="17"/>
+              </w:rPr>
+              <w:t>Java</w:t>
             </w:r>
           </w:p>
         </w:tc>
@@ -30857,26 +30857,26 @@
                 <w:b w:val="0"/>
                 <w:sz w:val="17"/>
               </w:rPr>
-              <w:t>coupon.py</w:t>
-            </w:r>
-          </w:p>
-        </w:tc>
-        <w:tc>
-          <w:tcPr>
-            <w:tcW w:w="2076" w:type="dxa"/>
-            <w:vAlign w:val="center"/>
-          </w:tcPr>
-          <w:p>
-            <w:pPr>
-              <w:jc w:val="center"/>
-            </w:pPr>
-            <w:r>
-              <w:rPr>
-                <w:rFonts w:ascii="Times New Roman" w:hAnsi="Times New Roman" w:eastAsia="宋体"/>
-                <w:b w:val="0"/>
-                <w:sz w:val="17"/>
-              </w:rPr>
-              <w:t>Python</w:t>
+              <w:t>coupon.java</w:t>
+            </w:r>
+          </w:p>
+        </w:tc>
+        <w:tc>
+          <w:tcPr>
+            <w:tcW w:w="2076" w:type="dxa"/>
+            <w:vAlign w:val="center"/>
+          </w:tcPr>
+          <w:p>
+            <w:pPr>
+              <w:jc w:val="center"/>
+            </w:pPr>
+            <w:r>
+              <w:rPr>
+                <w:rFonts w:ascii="Times New Roman" w:hAnsi="Times New Roman" w:eastAsia="宋体"/>
+                <w:b w:val="0"/>
+                <w:sz w:val="17"/>
+              </w:rPr>
+              <w:t>Java</w:t>
             </w:r>
           </w:p>
         </w:tc>
@@ -30951,26 +30951,26 @@
                 <w:b w:val="0"/>
                 <w:sz w:val="17"/>
               </w:rPr>
-              <w:t>marketing_router.py</w:t>
-            </w:r>
-          </w:p>
-        </w:tc>
-        <w:tc>
-          <w:tcPr>
-            <w:tcW w:w="2076" w:type="dxa"/>
-            <w:vAlign w:val="center"/>
-          </w:tcPr>
-          <w:p>
-            <w:pPr>
-              <w:jc w:val="center"/>
-            </w:pPr>
-            <w:r>
-              <w:rPr>
-                <w:rFonts w:ascii="Times New Roman" w:hAnsi="Times New Roman" w:eastAsia="宋体"/>
-                <w:b w:val="0"/>
-                <w:sz w:val="17"/>
-              </w:rPr>
-              <w:t>Python</w:t>
+              <w:t>marketing_router.java</w:t>
+            </w:r>
+          </w:p>
+        </w:tc>
+        <w:tc>
+          <w:tcPr>
+            <w:tcW w:w="2076" w:type="dxa"/>
+            <w:vAlign w:val="center"/>
+          </w:tcPr>
+          <w:p>
+            <w:pPr>
+              <w:jc w:val="center"/>
+            </w:pPr>
+            <w:r>
+              <w:rPr>
+                <w:rFonts w:ascii="Times New Roman" w:hAnsi="Times New Roman" w:eastAsia="宋体"/>
+                <w:b w:val="0"/>
+                <w:sz w:val="17"/>
+              </w:rPr>
+              <w:t>Java</w:t>
             </w:r>
           </w:p>
         </w:tc>
